--- a/Food My Thought.docx
+++ b/Food My Thought.docx
@@ -3269,16 +3269,114 @@
         <w:t>No one needs to make an account!</w:t>
       </w:r>
     </w:p>
-    <w:p/>
+    <w:p>
+      <w:r>
+        <w:t xml:space="preserve">UPDATE: I was informed that my complicated cookie scheme ran into a couple of problems: </w:t>
+      </w:r>
+    </w:p>
+    <w:p>
+      <w:pPr>
+        <w:rPr>
+          <w:rFonts w:asciiTheme="minorHAnsi" w:hAnsiTheme="minorHAnsi"/>
+        </w:rPr>
+      </w:pPr>
+      <w:r>
+        <w:rPr>
+          <w:rFonts w:asciiTheme="minorHAnsi" w:hAnsiTheme="minorHAnsi"/>
+          <w:lang w:val="ru-RU"/>
+        </w:rPr>
+        <w:t>Один</w:t>
+      </w:r>
+      <w:r>
+        <w:rPr>
+          <w:rFonts w:asciiTheme="minorHAnsi" w:hAnsiTheme="minorHAnsi"/>
+        </w:rPr>
+        <w:t>:</w:t>
+      </w:r>
+      <w:r>
+        <w:rPr>
+          <w:rFonts w:asciiTheme="minorHAnsi" w:hAnsiTheme="minorHAnsi"/>
+        </w:rPr>
+        <w:t xml:space="preserve"> Some folks want to be able to access the same larder on two different devices</w:t>
+      </w:r>
+    </w:p>
+    <w:p>
+      <w:pPr>
+        <w:rPr>
+          <w:rFonts w:asciiTheme="minorHAnsi" w:hAnsiTheme="minorHAnsi"/>
+        </w:rPr>
+      </w:pPr>
+      <w:r>
+        <w:rPr>
+          <w:rFonts w:asciiTheme="minorHAnsi" w:hAnsiTheme="minorHAnsi"/>
+          <w:lang w:val="ru-RU"/>
+        </w:rPr>
+        <w:t>Два</w:t>
+      </w:r>
+      <w:r>
+        <w:rPr>
+          <w:rFonts w:asciiTheme="minorHAnsi" w:hAnsiTheme="minorHAnsi"/>
+        </w:rPr>
+        <w:t>:</w:t>
+      </w:r>
+      <w:r>
+        <w:rPr>
+          <w:rFonts w:asciiTheme="minorHAnsi" w:hAnsiTheme="minorHAnsi"/>
+        </w:rPr>
+        <w:t xml:space="preserve"> I can brag about using AWS </w:t>
+      </w:r>
+      <w:proofErr w:type="spellStart"/>
+      <w:r>
+        <w:rPr>
+          <w:rFonts w:asciiTheme="minorHAnsi" w:hAnsiTheme="minorHAnsi"/>
+        </w:rPr>
+        <w:t>Cognito</w:t>
+      </w:r>
+      <w:proofErr w:type="spellEnd"/>
+      <w:r>
+        <w:rPr>
+          <w:rFonts w:asciiTheme="minorHAnsi" w:hAnsiTheme="minorHAnsi"/>
+        </w:rPr>
+        <w:t xml:space="preserve"> on my resume</w:t>
+      </w:r>
+    </w:p>
+    <w:p>
+      <w:pPr>
+        <w:rPr>
+          <w:rFonts w:asciiTheme="minorHAnsi" w:hAnsiTheme="minorHAnsi"/>
+        </w:rPr>
+      </w:pPr>
+      <w:r>
+        <w:rPr>
+          <w:rFonts w:asciiTheme="minorHAnsi" w:hAnsiTheme="minorHAnsi"/>
+          <w:lang w:val="ru-RU"/>
+        </w:rPr>
+        <w:t>Три</w:t>
+      </w:r>
+      <w:r>
+        <w:rPr>
+          <w:rFonts w:asciiTheme="minorHAnsi" w:hAnsiTheme="minorHAnsi"/>
+        </w:rPr>
+        <w:t>:</w:t>
+      </w:r>
+      <w:r>
+        <w:rPr>
+          <w:rFonts w:asciiTheme="minorHAnsi" w:hAnsiTheme="minorHAnsi"/>
+        </w:rPr>
+        <w:t xml:space="preserve"> Accounts allow for extending functionality, (I.E. “Top Ten Proposers”)</w:t>
+      </w:r>
+      <w:bookmarkStart w:id="10" w:name="_GoBack"/>
+      <w:bookmarkEnd w:id="10"/>
+    </w:p>
     <w:p>
       <w:pPr>
         <w:pStyle w:val="Heading1"/>
       </w:pPr>
-      <w:bookmarkStart w:id="10" w:name="_Toc176178698"/>
+      <w:bookmarkStart w:id="11" w:name="_Toc176178698"/>
       <w:r>
         <w:t>Sharing is caring!</w:t>
       </w:r>
-      <w:bookmarkEnd w:id="10"/>
+      <w:bookmarkEnd w:id="11"/>
       <w:r>
         <w:t xml:space="preserve"> </w:t>
       </w:r>
@@ -3653,8 +3751,8 @@
       <w:pPr>
         <w:pStyle w:val="Heading1"/>
       </w:pPr>
-      <w:bookmarkStart w:id="11" w:name="_Our_great_and"/>
-      <w:bookmarkEnd w:id="11"/>
+      <w:bookmarkStart w:id="12" w:name="_Our_great_and"/>
+      <w:bookmarkEnd w:id="12"/>
       <w:r>
         <w:t>What can you make with Moldy cheese?</w:t>
       </w:r>
@@ -3763,12 +3861,12 @@
       <w:pPr>
         <w:pStyle w:val="Heading2"/>
       </w:pPr>
-      <w:bookmarkStart w:id="12" w:name="_Toc176178700"/>
+      <w:bookmarkStart w:id="13" w:name="_Toc176178700"/>
       <w:r>
         <w:lastRenderedPageBreak/>
         <w:t>When should we delete a larder?</w:t>
       </w:r>
-      <w:bookmarkEnd w:id="12"/>
+      <w:bookmarkEnd w:id="13"/>
     </w:p>
     <w:p>
       <w:r>
@@ -4550,7 +4648,7 @@
       <w:pPr>
         <w:pStyle w:val="Heading2"/>
       </w:pPr>
-      <w:bookmarkStart w:id="13" w:name="_Toc176178701"/>
+      <w:bookmarkStart w:id="14" w:name="_Toc176178701"/>
       <w:r>
         <w:t xml:space="preserve">How should we </w:t>
       </w:r>
@@ -4560,7 +4658,7 @@
       <w:r>
         <w:t xml:space="preserve"> a larder?</w:t>
       </w:r>
-      <w:bookmarkEnd w:id="13"/>
+      <w:bookmarkEnd w:id="14"/>
     </w:p>
     <w:p>
       <w:r>
@@ -4866,12 +4964,7 @@
       </w:r>
       <w:proofErr w:type="spellStart"/>
       <w:r>
-        <w:t>lis</w:t>
-      </w:r>
-      <w:bookmarkStart w:id="14" w:name="_GoBack"/>
-      <w:bookmarkEnd w:id="14"/>
-      <w:r>
-        <w:t>ter</w:t>
+        <w:t>lister</w:t>
       </w:r>
       <w:proofErr w:type="spellEnd"/>
       <w:r>
@@ -6902,6 +6995,95 @@
     </w:lvl>
   </w:abstractNum>
   <w:abstractNum w:abstractNumId="3" w15:restartNumberingAfterBreak="0">
+    <w:nsid w:val="162E076F"/>
+    <w:multiLevelType w:val="hybridMultilevel"/>
+    <w:tmpl w:val="79AE7B66"/>
+    <w:lvl w:ilvl="0" w:tplc="E2F0C822">
+      <w:start w:val="1"/>
+      <w:numFmt w:val="decimal"/>
+      <w:lvlText w:val="%1."/>
+      <w:lvlJc w:val="left"/>
+      <w:pPr>
+        <w:ind w:left="1080" w:hanging="360"/>
+      </w:pPr>
+      <w:rPr>
+        <w:rFonts w:hint="default"/>
+      </w:rPr>
+    </w:lvl>
+    <w:lvl w:ilvl="1" w:tplc="04090019" w:tentative="1">
+      <w:start w:val="1"/>
+      <w:numFmt w:val="lowerLetter"/>
+      <w:lvlText w:val="%2."/>
+      <w:lvlJc w:val="left"/>
+      <w:pPr>
+        <w:ind w:left="1800" w:hanging="360"/>
+      </w:pPr>
+    </w:lvl>
+    <w:lvl w:ilvl="2" w:tplc="0409001B" w:tentative="1">
+      <w:start w:val="1"/>
+      <w:numFmt w:val="lowerRoman"/>
+      <w:lvlText w:val="%3."/>
+      <w:lvlJc w:val="right"/>
+      <w:pPr>
+        <w:ind w:left="2520" w:hanging="180"/>
+      </w:pPr>
+    </w:lvl>
+    <w:lvl w:ilvl="3" w:tplc="0409000F" w:tentative="1">
+      <w:start w:val="1"/>
+      <w:numFmt w:val="decimal"/>
+      <w:lvlText w:val="%4."/>
+      <w:lvlJc w:val="left"/>
+      <w:pPr>
+        <w:ind w:left="3240" w:hanging="360"/>
+      </w:pPr>
+    </w:lvl>
+    <w:lvl w:ilvl="4" w:tplc="04090019" w:tentative="1">
+      <w:start w:val="1"/>
+      <w:numFmt w:val="lowerLetter"/>
+      <w:lvlText w:val="%5."/>
+      <w:lvlJc w:val="left"/>
+      <w:pPr>
+        <w:ind w:left="3960" w:hanging="360"/>
+      </w:pPr>
+    </w:lvl>
+    <w:lvl w:ilvl="5" w:tplc="0409001B" w:tentative="1">
+      <w:start w:val="1"/>
+      <w:numFmt w:val="lowerRoman"/>
+      <w:lvlText w:val="%6."/>
+      <w:lvlJc w:val="right"/>
+      <w:pPr>
+        <w:ind w:left="4680" w:hanging="180"/>
+      </w:pPr>
+    </w:lvl>
+    <w:lvl w:ilvl="6" w:tplc="0409000F" w:tentative="1">
+      <w:start w:val="1"/>
+      <w:numFmt w:val="decimal"/>
+      <w:lvlText w:val="%7."/>
+      <w:lvlJc w:val="left"/>
+      <w:pPr>
+        <w:ind w:left="5400" w:hanging="360"/>
+      </w:pPr>
+    </w:lvl>
+    <w:lvl w:ilvl="7" w:tplc="04090019" w:tentative="1">
+      <w:start w:val="1"/>
+      <w:numFmt w:val="lowerLetter"/>
+      <w:lvlText w:val="%8."/>
+      <w:lvlJc w:val="left"/>
+      <w:pPr>
+        <w:ind w:left="6120" w:hanging="360"/>
+      </w:pPr>
+    </w:lvl>
+    <w:lvl w:ilvl="8" w:tplc="0409001B" w:tentative="1">
+      <w:start w:val="1"/>
+      <w:numFmt w:val="lowerRoman"/>
+      <w:lvlText w:val="%9."/>
+      <w:lvlJc w:val="right"/>
+      <w:pPr>
+        <w:ind w:left="6840" w:hanging="180"/>
+      </w:pPr>
+    </w:lvl>
+  </w:abstractNum>
+  <w:abstractNum w:abstractNumId="4" w15:restartNumberingAfterBreak="0">
     <w:nsid w:val="31043117"/>
     <w:multiLevelType w:val="hybridMultilevel"/>
     <w:tmpl w:val="14F42786"/>
@@ -6987,7 +7169,7 @@
       </w:pPr>
     </w:lvl>
   </w:abstractNum>
-  <w:abstractNum w:abstractNumId="4" w15:restartNumberingAfterBreak="0">
+  <w:abstractNum w:abstractNumId="5" w15:restartNumberingAfterBreak="0">
     <w:nsid w:val="3A521C4E"/>
     <w:multiLevelType w:val="hybridMultilevel"/>
     <w:tmpl w:val="00BA5408"/>
@@ -7100,7 +7282,7 @@
       </w:rPr>
     </w:lvl>
   </w:abstractNum>
-  <w:abstractNum w:abstractNumId="5" w15:restartNumberingAfterBreak="0">
+  <w:abstractNum w:abstractNumId="6" w15:restartNumberingAfterBreak="0">
     <w:nsid w:val="52472503"/>
     <w:multiLevelType w:val="hybridMultilevel"/>
     <w:tmpl w:val="35C89334"/>
@@ -7214,13 +7396,13 @@
     </w:lvl>
   </w:abstractNum>
   <w:num w:numId="1">
-    <w:abstractNumId w:val="5"/>
+    <w:abstractNumId w:val="6"/>
   </w:num>
   <w:num w:numId="2">
     <w:abstractNumId w:val="2"/>
   </w:num>
   <w:num w:numId="3">
-    <w:abstractNumId w:val="4"/>
+    <w:abstractNumId w:val="5"/>
   </w:num>
   <w:num w:numId="4">
     <w:abstractNumId w:val="1"/>
@@ -7229,6 +7411,9 @@
     <w:abstractNumId w:val="0"/>
   </w:num>
   <w:num w:numId="6">
+    <w:abstractNumId w:val="4"/>
+  </w:num>
+  <w:num w:numId="7">
     <w:abstractNumId w:val="3"/>
   </w:num>
 </w:numbering>

--- a/Food My Thought.docx
+++ b/Food My Thought.docx
@@ -3155,73 +3155,147 @@
       </w:r>
     </w:p>
     <w:p>
-      <w:r>
+      <w:pPr>
+        <w:rPr>
+          <w:strike/>
+        </w:rPr>
+      </w:pPr>
+      <w:r>
+        <w:rPr>
+          <w:strike/>
+        </w:rPr>
         <w:t>That is, I would be hesitant to use this app if it required me to send my e-mail</w:t>
       </w:r>
       <w:r>
+        <w:rPr>
+          <w:strike/>
+        </w:rPr>
         <w:t xml:space="preserve"> and type in a password every time I called on nameless </w:t>
       </w:r>
       <w:proofErr w:type="spellStart"/>
       <w:r>
+        <w:rPr>
+          <w:strike/>
+        </w:rPr>
         <w:t>trash</w:t>
       </w:r>
       <w:r>
+        <w:rPr>
+          <w:strike/>
+        </w:rPr>
         <w:t>posters</w:t>
       </w:r>
       <w:proofErr w:type="spellEnd"/>
       <w:r>
+        <w:rPr>
+          <w:strike/>
+        </w:rPr>
         <w:t xml:space="preserve"> and internet trolls to tell me what exactly to do with my Quinoa.</w:t>
       </w:r>
     </w:p>
     <w:p>
-      <w:r>
+      <w:pPr>
+        <w:rPr>
+          <w:strike/>
+        </w:rPr>
+      </w:pPr>
+      <w:r>
+        <w:rPr>
+          <w:strike/>
+        </w:rPr>
         <w:t>As such, this app would rely on cookies.</w:t>
       </w:r>
     </w:p>
     <w:p>
-      <w:r>
+      <w:pPr>
+        <w:rPr>
+          <w:strike/>
+        </w:rPr>
+      </w:pPr>
+      <w:r>
+        <w:rPr>
+          <w:strike/>
+        </w:rPr>
         <w:t xml:space="preserve">The </w:t>
       </w:r>
       <w:proofErr w:type="spellStart"/>
       <w:proofErr w:type="gramStart"/>
       <w:r>
+        <w:rPr>
+          <w:strike/>
+        </w:rPr>
         <w:t>url</w:t>
       </w:r>
       <w:proofErr w:type="spellEnd"/>
       <w:proofErr w:type="gramEnd"/>
       <w:r>
-        <w:t xml:space="preserve"> for the </w:t>
-      </w:r>
-      <w:proofErr w:type="spellStart"/>
-      <w:r>
+        <w:rPr>
+          <w:strike/>
+        </w:rPr>
+        <w:t xml:space="preserve"> for </w:t>
+      </w:r>
+      <w:bookmarkStart w:id="10" w:name="_GoBack"/>
+      <w:bookmarkEnd w:id="10"/>
+      <w:r>
+        <w:rPr>
+          <w:strike/>
+        </w:rPr>
+        <w:t xml:space="preserve">the </w:t>
+      </w:r>
+      <w:proofErr w:type="spellStart"/>
+      <w:r>
+        <w:rPr>
+          <w:strike/>
+        </w:rPr>
         <w:t>lister</w:t>
       </w:r>
       <w:proofErr w:type="spellEnd"/>
       <w:r>
+        <w:rPr>
+          <w:strike/>
+        </w:rPr>
         <w:t xml:space="preserve"> page would be the same, </w:t>
       </w:r>
       <w:proofErr w:type="spellStart"/>
       <w:r>
+        <w:rPr>
+          <w:strike/>
+        </w:rPr>
         <w:t>irreguardless</w:t>
       </w:r>
       <w:proofErr w:type="spellEnd"/>
       <w:r>
+        <w:rPr>
+          <w:strike/>
+        </w:rPr>
         <w:t xml:space="preserve"> of who is the one posting. Each </w:t>
       </w:r>
       <w:proofErr w:type="spellStart"/>
       <w:r>
+        <w:rPr>
+          <w:strike/>
+        </w:rPr>
         <w:t>lister</w:t>
       </w:r>
       <w:proofErr w:type="spellEnd"/>
       <w:r>
+        <w:rPr>
+          <w:strike/>
+        </w:rPr>
         <w:t xml:space="preserve"> would get a cookie, which contains a unique code that would allow the </w:t>
       </w:r>
       <w:proofErr w:type="spellStart"/>
       <w:r>
+        <w:rPr>
+          <w:strike/>
+        </w:rPr>
         <w:t>lister</w:t>
       </w:r>
       <w:proofErr w:type="spellEnd"/>
       <w:r>
+        <w:rPr>
+          <w:strike/>
+        </w:rPr>
         <w:t xml:space="preserve"> to connect with the correct larder. This means that:</w:t>
       </w:r>
     </w:p>
@@ -3232,8 +3306,14 @@
           <w:ilvl w:val="0"/>
           <w:numId w:val="4"/>
         </w:numPr>
-      </w:pPr>
-      <w:r>
+        <w:rPr>
+          <w:strike/>
+        </w:rPr>
+      </w:pPr>
+      <w:r>
+        <w:rPr>
+          <w:strike/>
+        </w:rPr>
         <w:t>The larder is stored on the internet, in case a proposer wanted to take a look at it.</w:t>
       </w:r>
     </w:p>
@@ -3244,16 +3324,28 @@
           <w:ilvl w:val="0"/>
           <w:numId w:val="4"/>
         </w:numPr>
-      </w:pPr>
-      <w:r>
+        <w:rPr>
+          <w:strike/>
+        </w:rPr>
+      </w:pPr>
+      <w:r>
+        <w:rPr>
+          <w:strike/>
+        </w:rPr>
         <w:t xml:space="preserve">The </w:t>
       </w:r>
       <w:proofErr w:type="spellStart"/>
       <w:r>
+        <w:rPr>
+          <w:strike/>
+        </w:rPr>
         <w:t>lister</w:t>
       </w:r>
       <w:proofErr w:type="spellEnd"/>
       <w:r>
+        <w:rPr>
+          <w:strike/>
+        </w:rPr>
         <w:t xml:space="preserve"> can return to his pantry, with the full administration powers that come with being the owner of said larder.</w:t>
       </w:r>
     </w:p>
@@ -3264,8 +3356,14 @@
           <w:ilvl w:val="0"/>
           <w:numId w:val="4"/>
         </w:numPr>
-      </w:pPr>
-      <w:r>
+        <w:rPr>
+          <w:strike/>
+        </w:rPr>
+      </w:pPr>
+      <w:r>
+        <w:rPr>
+          <w:strike/>
+        </w:rPr>
         <w:t>No one needs to make an account!</w:t>
       </w:r>
     </w:p>
@@ -3365,8 +3463,6 @@
         </w:rPr>
         <w:t xml:space="preserve"> Accounts allow for extending functionality, (I.E. “Top Ten Proposers”)</w:t>
       </w:r>
-      <w:bookmarkStart w:id="10" w:name="_GoBack"/>
-      <w:bookmarkEnd w:id="10"/>
     </w:p>
     <w:p>
       <w:pPr>

--- a/Food My Thought.docx
+++ b/Food My Thought.docx
@@ -15,7 +15,7 @@
         <w:t>A proposed app</w:t>
       </w:r>
     </w:p>
-    <w:bookmarkStart w:id="0" w:name="_Toc176178688" w:displacedByCustomXml="next"/>
+    <w:bookmarkStart w:id="0" w:name="_Toc189655572" w:displacedByCustomXml="next"/>
     <w:sdt>
       <w:sdtPr>
         <w:rPr>
@@ -66,7 +66,7 @@
           <w:r>
             <w:fldChar w:fldCharType="separate"/>
           </w:r>
-          <w:hyperlink w:anchor="_Toc176178688" w:history="1">
+          <w:hyperlink w:anchor="_Toc189655572" w:history="1">
             <w:r>
               <w:rPr>
                 <w:rStyle w:val="Hyperlink"/>
@@ -93,7 +93,7 @@
                 <w:noProof/>
                 <w:webHidden/>
               </w:rPr>
-              <w:instrText xml:space="preserve"> PAGEREF _Toc176178688 \h </w:instrText>
+              <w:instrText xml:space="preserve"> PAGEREF _Toc189655572 \h </w:instrText>
             </w:r>
             <w:r>
               <w:rPr>
@@ -136,7 +136,7 @@
               <w:sz w:val="22"/>
             </w:rPr>
           </w:pPr>
-          <w:hyperlink w:anchor="_Toc176178689" w:history="1">
+          <w:hyperlink w:anchor="_Toc189655573" w:history="1">
             <w:r>
               <w:rPr>
                 <w:rStyle w:val="Hyperlink"/>
@@ -163,7 +163,7 @@
                 <w:noProof/>
                 <w:webHidden/>
               </w:rPr>
-              <w:instrText xml:space="preserve"> PAGEREF _Toc176178689 \h </w:instrText>
+              <w:instrText xml:space="preserve"> PAGEREF _Toc189655573 \h </w:instrText>
             </w:r>
             <w:r>
               <w:rPr>
@@ -206,7 +206,7 @@
               <w:sz w:val="22"/>
             </w:rPr>
           </w:pPr>
-          <w:hyperlink w:anchor="_Toc176178690" w:history="1">
+          <w:hyperlink w:anchor="_Toc189655574" w:history="1">
             <w:r>
               <w:rPr>
                 <w:rStyle w:val="Hyperlink"/>
@@ -233,7 +233,7 @@
                 <w:noProof/>
                 <w:webHidden/>
               </w:rPr>
-              <w:instrText xml:space="preserve"> PAGEREF _Toc176178690 \h </w:instrText>
+              <w:instrText xml:space="preserve"> PAGEREF _Toc189655574 \h </w:instrText>
             </w:r>
             <w:r>
               <w:rPr>
@@ -276,7 +276,7 @@
               <w:sz w:val="22"/>
             </w:rPr>
           </w:pPr>
-          <w:hyperlink w:anchor="_Toc176178691" w:history="1">
+          <w:hyperlink w:anchor="_Toc189655575" w:history="1">
             <w:r>
               <w:rPr>
                 <w:rStyle w:val="Hyperlink"/>
@@ -303,7 +303,7 @@
                 <w:noProof/>
                 <w:webHidden/>
               </w:rPr>
-              <w:instrText xml:space="preserve"> PAGEREF _Toc176178691 \h </w:instrText>
+              <w:instrText xml:space="preserve"> PAGEREF _Toc189655575 \h </w:instrText>
             </w:r>
             <w:r>
               <w:rPr>
@@ -346,7 +346,7 @@
               <w:sz w:val="22"/>
             </w:rPr>
           </w:pPr>
-          <w:hyperlink w:anchor="_Toc176178692" w:history="1">
+          <w:hyperlink w:anchor="_Toc189655576" w:history="1">
             <w:r>
               <w:rPr>
                 <w:rStyle w:val="Hyperlink"/>
@@ -373,7 +373,7 @@
                 <w:noProof/>
                 <w:webHidden/>
               </w:rPr>
-              <w:instrText xml:space="preserve"> PAGEREF _Toc176178692 \h </w:instrText>
+              <w:instrText xml:space="preserve"> PAGEREF _Toc189655576 \h </w:instrText>
             </w:r>
             <w:r>
               <w:rPr>
@@ -416,7 +416,7 @@
               <w:sz w:val="22"/>
             </w:rPr>
           </w:pPr>
-          <w:hyperlink w:anchor="_Toc176178693" w:history="1">
+          <w:hyperlink w:anchor="_Toc189655577" w:history="1">
             <w:r>
               <w:rPr>
                 <w:rStyle w:val="Hyperlink"/>
@@ -443,7 +443,7 @@
                 <w:noProof/>
                 <w:webHidden/>
               </w:rPr>
-              <w:instrText xml:space="preserve"> PAGEREF _Toc176178693 \h </w:instrText>
+              <w:instrText xml:space="preserve"> PAGEREF _Toc189655577 \h </w:instrText>
             </w:r>
             <w:r>
               <w:rPr>
@@ -486,7 +486,7 @@
               <w:sz w:val="22"/>
             </w:rPr>
           </w:pPr>
-          <w:hyperlink w:anchor="_Toc176178694" w:history="1">
+          <w:hyperlink w:anchor="_Toc189655578" w:history="1">
             <w:r>
               <w:rPr>
                 <w:rStyle w:val="Hyperlink"/>
@@ -513,7 +513,7 @@
                 <w:noProof/>
                 <w:webHidden/>
               </w:rPr>
-              <w:instrText xml:space="preserve"> PAGEREF _Toc176178694 \h </w:instrText>
+              <w:instrText xml:space="preserve"> PAGEREF _Toc189655578 \h </w:instrText>
             </w:r>
             <w:r>
               <w:rPr>
@@ -556,7 +556,7 @@
               <w:sz w:val="22"/>
             </w:rPr>
           </w:pPr>
-          <w:hyperlink w:anchor="_Toc176178695" w:history="1">
+          <w:hyperlink w:anchor="_Toc189655579" w:history="1">
             <w:r>
               <w:rPr>
                 <w:rStyle w:val="Hyperlink"/>
@@ -583,7 +583,7 @@
                 <w:noProof/>
                 <w:webHidden/>
               </w:rPr>
-              <w:instrText xml:space="preserve"> PAGEREF _Toc176178695 \h </w:instrText>
+              <w:instrText xml:space="preserve"> PAGEREF _Toc189655579 \h </w:instrText>
             </w:r>
             <w:r>
               <w:rPr>
@@ -626,7 +626,7 @@
               <w:sz w:val="22"/>
             </w:rPr>
           </w:pPr>
-          <w:hyperlink w:anchor="_Toc176178696" w:history="1">
+          <w:hyperlink w:anchor="_Toc189655580" w:history="1">
             <w:r>
               <w:rPr>
                 <w:rStyle w:val="Hyperlink"/>
@@ -653,7 +653,7 @@
                 <w:noProof/>
                 <w:webHidden/>
               </w:rPr>
-              <w:instrText xml:space="preserve"> PAGEREF _Toc176178696 \h </w:instrText>
+              <w:instrText xml:space="preserve"> PAGEREF _Toc189655580 \h </w:instrText>
             </w:r>
             <w:r>
               <w:rPr>
@@ -696,7 +696,7 @@
               <w:sz w:val="22"/>
             </w:rPr>
           </w:pPr>
-          <w:hyperlink w:anchor="_Toc176178697" w:history="1">
+          <w:hyperlink w:anchor="_Toc189655581" w:history="1">
             <w:r>
               <w:rPr>
                 <w:rStyle w:val="Hyperlink"/>
@@ -723,7 +723,7 @@
                 <w:noProof/>
                 <w:webHidden/>
               </w:rPr>
-              <w:instrText xml:space="preserve"> PAGEREF _Toc176178697 \h </w:instrText>
+              <w:instrText xml:space="preserve"> PAGEREF _Toc189655581 \h </w:instrText>
             </w:r>
             <w:r>
               <w:rPr>
@@ -766,7 +766,7 @@
               <w:sz w:val="22"/>
             </w:rPr>
           </w:pPr>
-          <w:hyperlink w:anchor="_Toc176178698" w:history="1">
+          <w:hyperlink w:anchor="_Toc189655582" w:history="1">
             <w:r>
               <w:rPr>
                 <w:rStyle w:val="Hyperlink"/>
@@ -793,7 +793,7 @@
                 <w:noProof/>
                 <w:webHidden/>
               </w:rPr>
-              <w:instrText xml:space="preserve"> PAGEREF _Toc176178698 \h </w:instrText>
+              <w:instrText xml:space="preserve"> PAGEREF _Toc189655582 \h </w:instrText>
             </w:r>
             <w:r>
               <w:rPr>
@@ -836,13 +836,13 @@
               <w:sz w:val="22"/>
             </w:rPr>
           </w:pPr>
-          <w:hyperlink w:anchor="_Toc176178699" w:history="1">
+          <w:hyperlink w:anchor="_Toc189655583" w:history="1">
             <w:r>
               <w:rPr>
                 <w:rStyle w:val="Hyperlink"/>
                 <w:noProof/>
               </w:rPr>
-              <w:t>Our great and glorious human civilization has better things to do with storage power</w:t>
+              <w:t>What can you make with Moldy cheese?</w:t>
             </w:r>
             <w:r>
               <w:rPr>
@@ -863,7 +863,7 @@
                 <w:noProof/>
                 <w:webHidden/>
               </w:rPr>
-              <w:instrText xml:space="preserve"> PAGEREF _Toc176178699 \h </w:instrText>
+              <w:instrText xml:space="preserve"> PAGEREF _Toc189655583 \h </w:instrText>
             </w:r>
             <w:r>
               <w:rPr>
@@ -906,7 +906,7 @@
               <w:sz w:val="22"/>
             </w:rPr>
           </w:pPr>
-          <w:hyperlink w:anchor="_Toc176178700" w:history="1">
+          <w:hyperlink w:anchor="_Toc189655584" w:history="1">
             <w:r>
               <w:rPr>
                 <w:rStyle w:val="Hyperlink"/>
@@ -933,7 +933,7 @@
                 <w:noProof/>
                 <w:webHidden/>
               </w:rPr>
-              <w:instrText xml:space="preserve"> PAGEREF _Toc176178700 \h </w:instrText>
+              <w:instrText xml:space="preserve"> PAGEREF _Toc189655584 \h </w:instrText>
             </w:r>
             <w:r>
               <w:rPr>
@@ -953,7 +953,7 @@
                 <w:noProof/>
                 <w:webHidden/>
               </w:rPr>
-              <w:t>13</w:t>
+              <w:t>14</w:t>
             </w:r>
             <w:r>
               <w:rPr>
@@ -976,13 +976,13 @@
               <w:sz w:val="22"/>
             </w:rPr>
           </w:pPr>
-          <w:hyperlink w:anchor="_Toc176178701" w:history="1">
+          <w:hyperlink w:anchor="_Toc189655585" w:history="1">
             <w:r>
               <w:rPr>
                 <w:rStyle w:val="Hyperlink"/>
                 <w:noProof/>
               </w:rPr>
-              <w:t>How should we delete a larder?</w:t>
+              <w:t>Please let me gander at this corpse of a larder?</w:t>
             </w:r>
             <w:r>
               <w:rPr>
@@ -1003,7 +1003,7 @@
                 <w:noProof/>
                 <w:webHidden/>
               </w:rPr>
-              <w:instrText xml:space="preserve"> PAGEREF _Toc176178701 \h </w:instrText>
+              <w:instrText xml:space="preserve"> PAGEREF _Toc189655585 \h </w:instrText>
             </w:r>
             <w:r>
               <w:rPr>
@@ -1023,7 +1023,77 @@
                 <w:noProof/>
                 <w:webHidden/>
               </w:rPr>
-              <w:t>14</w:t>
+              <w:t>15</w:t>
+            </w:r>
+            <w:r>
+              <w:rPr>
+                <w:noProof/>
+                <w:webHidden/>
+              </w:rPr>
+              <w:fldChar w:fldCharType="end"/>
+            </w:r>
+          </w:hyperlink>
+        </w:p>
+        <w:p>
+          <w:pPr>
+            <w:pStyle w:val="TOC2"/>
+            <w:tabs>
+              <w:tab w:val="right" w:leader="dot" w:pos="9016"/>
+            </w:tabs>
+            <w:rPr>
+              <w:rFonts w:asciiTheme="minorHAnsi" w:eastAsiaTheme="minorEastAsia" w:hAnsiTheme="minorHAnsi"/>
+              <w:noProof/>
+              <w:sz w:val="22"/>
+            </w:rPr>
+          </w:pPr>
+          <w:hyperlink w:anchor="_Toc189655586" w:history="1">
+            <w:r>
+              <w:rPr>
+                <w:rStyle w:val="Hyperlink"/>
+                <w:noProof/>
+              </w:rPr>
+              <w:t>How should we unalive a larder?</w:t>
+            </w:r>
+            <w:r>
+              <w:rPr>
+                <w:noProof/>
+                <w:webHidden/>
+              </w:rPr>
+              <w:tab/>
+            </w:r>
+            <w:r>
+              <w:rPr>
+                <w:noProof/>
+                <w:webHidden/>
+              </w:rPr>
+              <w:fldChar w:fldCharType="begin"/>
+            </w:r>
+            <w:r>
+              <w:rPr>
+                <w:noProof/>
+                <w:webHidden/>
+              </w:rPr>
+              <w:instrText xml:space="preserve"> PAGEREF _Toc189655586 \h </w:instrText>
+            </w:r>
+            <w:r>
+              <w:rPr>
+                <w:noProof/>
+                <w:webHidden/>
+              </w:rPr>
+            </w:r>
+            <w:r>
+              <w:rPr>
+                <w:noProof/>
+                <w:webHidden/>
+              </w:rPr>
+              <w:fldChar w:fldCharType="separate"/>
+            </w:r>
+            <w:r>
+              <w:rPr>
+                <w:noProof/>
+                <w:webHidden/>
+              </w:rPr>
+              <w:t>16</w:t>
             </w:r>
             <w:r>
               <w:rPr>
@@ -1046,13 +1116,13 @@
               <w:sz w:val="22"/>
             </w:rPr>
           </w:pPr>
-          <w:hyperlink w:anchor="_Toc176178702" w:history="1">
+          <w:hyperlink w:anchor="_Toc189655587" w:history="1">
             <w:r>
               <w:rPr>
                 <w:rStyle w:val="Hyperlink"/>
                 <w:noProof/>
               </w:rPr>
-              <w:t>None Pizza without left beef</w:t>
+              <w:t>Our great and glorious human civilization has better things to do with storage power</w:t>
             </w:r>
             <w:r>
               <w:rPr>
@@ -1073,7 +1143,7 @@
                 <w:noProof/>
                 <w:webHidden/>
               </w:rPr>
-              <w:instrText xml:space="preserve"> PAGEREF _Toc176178702 \h </w:instrText>
+              <w:instrText xml:space="preserve"> PAGEREF _Toc189655587 \h </w:instrText>
             </w:r>
             <w:r>
               <w:rPr>
@@ -1093,7 +1163,7 @@
                 <w:noProof/>
                 <w:webHidden/>
               </w:rPr>
-              <w:t>16</w:t>
+              <w:t>17</w:t>
             </w:r>
             <w:r>
               <w:rPr>
@@ -1116,12 +1186,152 @@
               <w:sz w:val="22"/>
             </w:rPr>
           </w:pPr>
-          <w:hyperlink w:anchor="_Toc176178703" w:history="1">
+          <w:hyperlink w:anchor="_Toc189655588" w:history="1">
             <w:r>
               <w:rPr>
                 <w:rStyle w:val="Hyperlink"/>
                 <w:noProof/>
               </w:rPr>
+              <w:t>rOle reversal.</w:t>
+            </w:r>
+            <w:r>
+              <w:rPr>
+                <w:noProof/>
+                <w:webHidden/>
+              </w:rPr>
+              <w:tab/>
+            </w:r>
+            <w:r>
+              <w:rPr>
+                <w:noProof/>
+                <w:webHidden/>
+              </w:rPr>
+              <w:fldChar w:fldCharType="begin"/>
+            </w:r>
+            <w:r>
+              <w:rPr>
+                <w:noProof/>
+                <w:webHidden/>
+              </w:rPr>
+              <w:instrText xml:space="preserve"> PAGEREF _Toc189655588 \h </w:instrText>
+            </w:r>
+            <w:r>
+              <w:rPr>
+                <w:noProof/>
+                <w:webHidden/>
+              </w:rPr>
+            </w:r>
+            <w:r>
+              <w:rPr>
+                <w:noProof/>
+                <w:webHidden/>
+              </w:rPr>
+              <w:fldChar w:fldCharType="separate"/>
+            </w:r>
+            <w:r>
+              <w:rPr>
+                <w:noProof/>
+                <w:webHidden/>
+              </w:rPr>
+              <w:t>17</w:t>
+            </w:r>
+            <w:r>
+              <w:rPr>
+                <w:noProof/>
+                <w:webHidden/>
+              </w:rPr>
+              <w:fldChar w:fldCharType="end"/>
+            </w:r>
+          </w:hyperlink>
+        </w:p>
+        <w:p>
+          <w:pPr>
+            <w:pStyle w:val="TOC1"/>
+            <w:tabs>
+              <w:tab w:val="right" w:leader="dot" w:pos="9016"/>
+            </w:tabs>
+            <w:rPr>
+              <w:rFonts w:asciiTheme="minorHAnsi" w:eastAsiaTheme="minorEastAsia" w:hAnsiTheme="minorHAnsi"/>
+              <w:noProof/>
+              <w:sz w:val="22"/>
+            </w:rPr>
+          </w:pPr>
+          <w:hyperlink w:anchor="_Toc189655589" w:history="1">
+            <w:r>
+              <w:rPr>
+                <w:rStyle w:val="Hyperlink"/>
+                <w:noProof/>
+              </w:rPr>
+              <w:t>None Pizza without left beef</w:t>
+            </w:r>
+            <w:r>
+              <w:rPr>
+                <w:noProof/>
+                <w:webHidden/>
+              </w:rPr>
+              <w:tab/>
+            </w:r>
+            <w:r>
+              <w:rPr>
+                <w:noProof/>
+                <w:webHidden/>
+              </w:rPr>
+              <w:fldChar w:fldCharType="begin"/>
+            </w:r>
+            <w:r>
+              <w:rPr>
+                <w:noProof/>
+                <w:webHidden/>
+              </w:rPr>
+              <w:instrText xml:space="preserve"> PAGEREF _Toc189655589 \h </w:instrText>
+            </w:r>
+            <w:r>
+              <w:rPr>
+                <w:noProof/>
+                <w:webHidden/>
+              </w:rPr>
+            </w:r>
+            <w:r>
+              <w:rPr>
+                <w:noProof/>
+                <w:webHidden/>
+              </w:rPr>
+              <w:fldChar w:fldCharType="separate"/>
+            </w:r>
+            <w:r>
+              <w:rPr>
+                <w:noProof/>
+                <w:webHidden/>
+              </w:rPr>
+              <w:t>18</w:t>
+            </w:r>
+            <w:r>
+              <w:rPr>
+                <w:noProof/>
+                <w:webHidden/>
+              </w:rPr>
+              <w:fldChar w:fldCharType="end"/>
+            </w:r>
+          </w:hyperlink>
+        </w:p>
+        <w:p>
+          <w:pPr>
+            <w:pStyle w:val="TOC1"/>
+            <w:tabs>
+              <w:tab w:val="right" w:leader="dot" w:pos="9016"/>
+            </w:tabs>
+            <w:rPr>
+              <w:rFonts w:asciiTheme="minorHAnsi" w:eastAsiaTheme="minorEastAsia" w:hAnsiTheme="minorHAnsi"/>
+              <w:noProof/>
+              <w:sz w:val="22"/>
+            </w:rPr>
+          </w:pPr>
+          <w:hyperlink w:anchor="_Toc189655590" w:history="1">
+            <w:r>
+              <w:rPr>
+                <w:rStyle w:val="Hyperlink"/>
+                <w:noProof/>
+              </w:rPr>
               <w:t>Changing Categories.</w:t>
             </w:r>
             <w:r>
@@ -1143,7 +1353,7 @@
                 <w:noProof/>
                 <w:webHidden/>
               </w:rPr>
-              <w:instrText xml:space="preserve"> PAGEREF _Toc176178703 \h </w:instrText>
+              <w:instrText xml:space="preserve"> PAGEREF _Toc189655590 \h </w:instrText>
             </w:r>
             <w:r>
               <w:rPr>
@@ -1163,7 +1373,7 @@
                 <w:noProof/>
                 <w:webHidden/>
               </w:rPr>
-              <w:t>16</w:t>
+              <w:t>19</w:t>
             </w:r>
             <w:r>
               <w:rPr>
@@ -1186,7 +1396,7 @@
               <w:sz w:val="22"/>
             </w:rPr>
           </w:pPr>
-          <w:hyperlink w:anchor="_Toc176178704" w:history="1">
+          <w:hyperlink w:anchor="_Toc189655591" w:history="1">
             <w:r>
               <w:rPr>
                 <w:rStyle w:val="Hyperlink"/>
@@ -1213,7 +1423,7 @@
                 <w:noProof/>
                 <w:webHidden/>
               </w:rPr>
-              <w:instrText xml:space="preserve"> PAGEREF _Toc176178704 \h </w:instrText>
+              <w:instrText xml:space="preserve"> PAGEREF _Toc189655591 \h </w:instrText>
             </w:r>
             <w:r>
               <w:rPr>
@@ -1233,7 +1443,7 @@
                 <w:noProof/>
                 <w:webHidden/>
               </w:rPr>
-              <w:t>17</w:t>
+              <w:t>19</w:t>
             </w:r>
             <w:r>
               <w:rPr>
@@ -1256,7 +1466,7 @@
               <w:sz w:val="22"/>
             </w:rPr>
           </w:pPr>
-          <w:hyperlink w:anchor="_Toc176178705" w:history="1">
+          <w:hyperlink w:anchor="_Toc189655592" w:history="1">
             <w:r>
               <w:rPr>
                 <w:rStyle w:val="Hyperlink"/>
@@ -1283,7 +1493,7 @@
                 <w:noProof/>
                 <w:webHidden/>
               </w:rPr>
-              <w:instrText xml:space="preserve"> PAGEREF _Toc176178705 \h </w:instrText>
+              <w:instrText xml:space="preserve"> PAGEREF _Toc189655592 \h </w:instrText>
             </w:r>
             <w:r>
               <w:rPr>
@@ -1303,7 +1513,7 @@
                 <w:noProof/>
                 <w:webHidden/>
               </w:rPr>
-              <w:t>18</w:t>
+              <w:t>21</w:t>
             </w:r>
             <w:r>
               <w:rPr>
@@ -1326,7 +1536,7 @@
               <w:sz w:val="22"/>
             </w:rPr>
           </w:pPr>
-          <w:hyperlink w:anchor="_Toc176178706" w:history="1">
+          <w:hyperlink w:anchor="_Toc189655593" w:history="1">
             <w:r>
               <w:rPr>
                 <w:rStyle w:val="Hyperlink"/>
@@ -1353,7 +1563,7 @@
                 <w:noProof/>
                 <w:webHidden/>
               </w:rPr>
-              <w:instrText xml:space="preserve"> PAGEREF _Toc176178706 \h </w:instrText>
+              <w:instrText xml:space="preserve"> PAGEREF _Toc189655593 \h </w:instrText>
             </w:r>
             <w:r>
               <w:rPr>
@@ -1373,7 +1583,7 @@
                 <w:noProof/>
                 <w:webHidden/>
               </w:rPr>
-              <w:t>19</w:t>
+              <w:t>21</w:t>
             </w:r>
             <w:r>
               <w:rPr>
@@ -1396,7 +1606,7 @@
               <w:sz w:val="22"/>
             </w:rPr>
           </w:pPr>
-          <w:hyperlink w:anchor="_Toc176178707" w:history="1">
+          <w:hyperlink w:anchor="_Toc189655594" w:history="1">
             <w:r>
               <w:rPr>
                 <w:rStyle w:val="Hyperlink"/>
@@ -1423,7 +1633,7 @@
                 <w:noProof/>
                 <w:webHidden/>
               </w:rPr>
-              <w:instrText xml:space="preserve"> PAGEREF _Toc176178707 \h </w:instrText>
+              <w:instrText xml:space="preserve"> PAGEREF _Toc189655594 \h </w:instrText>
             </w:r>
             <w:r>
               <w:rPr>
@@ -1443,7 +1653,7 @@
                 <w:noProof/>
                 <w:webHidden/>
               </w:rPr>
-              <w:t>20</w:t>
+              <w:t>22</w:t>
             </w:r>
             <w:r>
               <w:rPr>
@@ -1466,7 +1676,7 @@
               <w:sz w:val="22"/>
             </w:rPr>
           </w:pPr>
-          <w:hyperlink w:anchor="_Toc176178708" w:history="1">
+          <w:hyperlink w:anchor="_Toc189655595" w:history="1">
             <w:r>
               <w:rPr>
                 <w:rStyle w:val="Hyperlink"/>
@@ -1493,7 +1703,7 @@
                 <w:noProof/>
                 <w:webHidden/>
               </w:rPr>
-              <w:instrText xml:space="preserve"> PAGEREF _Toc176178708 \h </w:instrText>
+              <w:instrText xml:space="preserve"> PAGEREF _Toc189655595 \h </w:instrText>
             </w:r>
             <w:r>
               <w:rPr>
@@ -1513,7 +1723,7 @@
                 <w:noProof/>
                 <w:webHidden/>
               </w:rPr>
-              <w:t>20</w:t>
+              <w:t>22</w:t>
             </w:r>
             <w:r>
               <w:rPr>
@@ -1536,12 +1746,82 @@
               <w:sz w:val="22"/>
             </w:rPr>
           </w:pPr>
-          <w:hyperlink w:anchor="_Toc176178709" w:history="1">
+          <w:hyperlink w:anchor="_Toc189655596" w:history="1">
             <w:r>
               <w:rPr>
                 <w:rStyle w:val="Hyperlink"/>
                 <w:noProof/>
               </w:rPr>
+              <w:t>General information change</w:t>
+            </w:r>
+            <w:r>
+              <w:rPr>
+                <w:noProof/>
+                <w:webHidden/>
+              </w:rPr>
+              <w:tab/>
+            </w:r>
+            <w:r>
+              <w:rPr>
+                <w:noProof/>
+                <w:webHidden/>
+              </w:rPr>
+              <w:fldChar w:fldCharType="begin"/>
+            </w:r>
+            <w:r>
+              <w:rPr>
+                <w:noProof/>
+                <w:webHidden/>
+              </w:rPr>
+              <w:instrText xml:space="preserve"> PAGEREF _Toc189655596 \h </w:instrText>
+            </w:r>
+            <w:r>
+              <w:rPr>
+                <w:noProof/>
+                <w:webHidden/>
+              </w:rPr>
+            </w:r>
+            <w:r>
+              <w:rPr>
+                <w:noProof/>
+                <w:webHidden/>
+              </w:rPr>
+              <w:fldChar w:fldCharType="separate"/>
+            </w:r>
+            <w:r>
+              <w:rPr>
+                <w:noProof/>
+                <w:webHidden/>
+              </w:rPr>
+              <w:t>23</w:t>
+            </w:r>
+            <w:r>
+              <w:rPr>
+                <w:noProof/>
+                <w:webHidden/>
+              </w:rPr>
+              <w:fldChar w:fldCharType="end"/>
+            </w:r>
+          </w:hyperlink>
+        </w:p>
+        <w:p>
+          <w:pPr>
+            <w:pStyle w:val="TOC2"/>
+            <w:tabs>
+              <w:tab w:val="right" w:leader="dot" w:pos="9016"/>
+            </w:tabs>
+            <w:rPr>
+              <w:rFonts w:asciiTheme="minorHAnsi" w:eastAsiaTheme="minorEastAsia" w:hAnsiTheme="minorHAnsi"/>
+              <w:noProof/>
+              <w:sz w:val="22"/>
+            </w:rPr>
+          </w:pPr>
+          <w:hyperlink w:anchor="_Toc189655597" w:history="1">
+            <w:r>
+              <w:rPr>
+                <w:rStyle w:val="Hyperlink"/>
+                <w:noProof/>
+              </w:rPr>
               <w:t>Undo the Undo</w:t>
             </w:r>
             <w:r>
@@ -1563,7 +1843,7 @@
                 <w:noProof/>
                 <w:webHidden/>
               </w:rPr>
-              <w:instrText xml:space="preserve"> PAGEREF _Toc176178709 \h </w:instrText>
+              <w:instrText xml:space="preserve"> PAGEREF _Toc189655597 \h </w:instrText>
             </w:r>
             <w:r>
               <w:rPr>
@@ -1583,7 +1863,7 @@
                 <w:noProof/>
                 <w:webHidden/>
               </w:rPr>
-              <w:t>20</w:t>
+              <w:t>23</w:t>
             </w:r>
             <w:r>
               <w:rPr>
@@ -1606,7 +1886,7 @@
               <w:sz w:val="22"/>
             </w:rPr>
           </w:pPr>
-          <w:hyperlink w:anchor="_Toc176178710" w:history="1">
+          <w:hyperlink w:anchor="_Toc189655598" w:history="1">
             <w:r>
               <w:rPr>
                 <w:rStyle w:val="Hyperlink"/>
@@ -1633,7 +1913,7 @@
                 <w:noProof/>
                 <w:webHidden/>
               </w:rPr>
-              <w:instrText xml:space="preserve"> PAGEREF _Toc176178710 \h </w:instrText>
+              <w:instrText xml:space="preserve"> PAGEREF _Toc189655598 \h </w:instrText>
             </w:r>
             <w:r>
               <w:rPr>
@@ -1653,7 +1933,7 @@
                 <w:noProof/>
                 <w:webHidden/>
               </w:rPr>
-              <w:t>21</w:t>
+              <w:t>23</w:t>
             </w:r>
             <w:r>
               <w:rPr>
@@ -1676,7 +1956,7 @@
               <w:sz w:val="22"/>
             </w:rPr>
           </w:pPr>
-          <w:hyperlink w:anchor="_Toc176178711" w:history="1">
+          <w:hyperlink w:anchor="_Toc189655599" w:history="1">
             <w:r>
               <w:rPr>
                 <w:rStyle w:val="Hyperlink"/>
@@ -1703,7 +1983,7 @@
                 <w:noProof/>
                 <w:webHidden/>
               </w:rPr>
-              <w:instrText xml:space="preserve"> PAGEREF _Toc176178711 \h </w:instrText>
+              <w:instrText xml:space="preserve"> PAGEREF _Toc189655599 \h </w:instrText>
             </w:r>
             <w:r>
               <w:rPr>
@@ -1723,77 +2003,7 @@
                 <w:noProof/>
                 <w:webHidden/>
               </w:rPr>
-              <w:t>21</w:t>
-            </w:r>
-            <w:r>
-              <w:rPr>
-                <w:noProof/>
-                <w:webHidden/>
-              </w:rPr>
-              <w:fldChar w:fldCharType="end"/>
-            </w:r>
-          </w:hyperlink>
-        </w:p>
-        <w:p>
-          <w:pPr>
-            <w:pStyle w:val="TOC1"/>
-            <w:tabs>
-              <w:tab w:val="right" w:leader="dot" w:pos="9016"/>
-            </w:tabs>
-            <w:rPr>
-              <w:rFonts w:asciiTheme="minorHAnsi" w:eastAsiaTheme="minorEastAsia" w:hAnsiTheme="minorHAnsi"/>
-              <w:noProof/>
-              <w:sz w:val="22"/>
-            </w:rPr>
-          </w:pPr>
-          <w:hyperlink w:anchor="_Toc176178712" w:history="1">
-            <w:r>
-              <w:rPr>
-                <w:rStyle w:val="Hyperlink"/>
-                <w:noProof/>
-              </w:rPr>
-              <w:t>Think of how stupid the average person is, and realize half of them are stupider than that!</w:t>
-            </w:r>
-            <w:r>
-              <w:rPr>
-                <w:noProof/>
-                <w:webHidden/>
-              </w:rPr>
-              <w:tab/>
-            </w:r>
-            <w:r>
-              <w:rPr>
-                <w:noProof/>
-                <w:webHidden/>
-              </w:rPr>
-              <w:fldChar w:fldCharType="begin"/>
-            </w:r>
-            <w:r>
-              <w:rPr>
-                <w:noProof/>
-                <w:webHidden/>
-              </w:rPr>
-              <w:instrText xml:space="preserve"> PAGEREF _Toc176178712 \h </w:instrText>
-            </w:r>
-            <w:r>
-              <w:rPr>
-                <w:noProof/>
-                <w:webHidden/>
-              </w:rPr>
-            </w:r>
-            <w:r>
-              <w:rPr>
-                <w:noProof/>
-                <w:webHidden/>
-              </w:rPr>
-              <w:fldChar w:fldCharType="separate"/>
-            </w:r>
-            <w:r>
-              <w:rPr>
-                <w:noProof/>
-                <w:webHidden/>
-              </w:rPr>
-              <w:t>21</w:t>
+              <w:t>24</w:t>
             </w:r>
             <w:r>
               <w:rPr>
@@ -1842,7 +2052,7 @@
       <w:pPr>
         <w:pStyle w:val="Heading1"/>
       </w:pPr>
-      <w:bookmarkStart w:id="1" w:name="_Toc176178689"/>
+      <w:bookmarkStart w:id="1" w:name="_Toc189655573"/>
       <w:r>
         <w:t>Purpose</w:t>
       </w:r>
@@ -1890,7 +2100,6 @@
     <w:p/>
     <w:p>
       <w:r>
-        <w:lastRenderedPageBreak/>
         <w:t>Thus the goal of this app:</w:t>
       </w:r>
       <w:r>
@@ -1901,7 +2110,7 @@
       <w:pPr>
         <w:pStyle w:val="Heading1"/>
       </w:pPr>
-      <w:bookmarkStart w:id="2" w:name="_Toc176178690"/>
+      <w:bookmarkStart w:id="2" w:name="_Toc189655574"/>
       <w:r>
         <w:t xml:space="preserve">Two modes: </w:t>
       </w:r>
@@ -1936,7 +2145,7 @@
       <w:pPr>
         <w:pStyle w:val="Heading1"/>
       </w:pPr>
-      <w:bookmarkStart w:id="3" w:name="_Toc176178691"/>
+      <w:bookmarkStart w:id="3" w:name="_Toc189655575"/>
       <w:r>
         <w:t>What constitutes A Food Item?</w:t>
       </w:r>
@@ -2141,7 +2350,7 @@
       <w:pPr>
         <w:pStyle w:val="Heading1"/>
       </w:pPr>
-      <w:bookmarkStart w:id="4" w:name="_Toc176178692"/>
+      <w:bookmarkStart w:id="4" w:name="_Toc189655576"/>
       <w:r>
         <w:t>Viewing Recipes (and Choose your own adventure!)</w:t>
       </w:r>
@@ -2416,7 +2625,7 @@
       <w:pPr>
         <w:pStyle w:val="Heading1"/>
       </w:pPr>
-      <w:bookmarkStart w:id="5" w:name="_Toc176178693"/>
+      <w:bookmarkStart w:id="5" w:name="_Toc189655577"/>
       <w:r>
         <w:t>Listing ones food items</w:t>
       </w:r>
@@ -2585,7 +2794,7 @@
       <w:pPr>
         <w:pStyle w:val="Heading1"/>
       </w:pPr>
-      <w:bookmarkStart w:id="6" w:name="_Toc176178694"/>
+      <w:bookmarkStart w:id="6" w:name="_Toc189655578"/>
       <w:r>
         <w:t>Proposing recipes</w:t>
       </w:r>
@@ -2828,7 +3037,7 @@
       <w:pPr>
         <w:pStyle w:val="Heading1"/>
       </w:pPr>
-      <w:bookmarkStart w:id="7" w:name="_Toc176178695"/>
+      <w:bookmarkStart w:id="7" w:name="_Toc189655579"/>
       <w:r>
         <w:t>Responding to recipes</w:t>
       </w:r>
@@ -2939,15 +3148,15 @@
     </w:p>
     <w:p>
       <w:r>
-        <w:t xml:space="preserve">At the bottom you can </w:t>
-      </w:r>
-      <w:proofErr w:type="spellStart"/>
-      <w:r>
-        <w:t>se</w:t>
-      </w:r>
-      <w:proofErr w:type="spellEnd"/>
-      <w:r>
-        <w:t xml:space="preserve"> that the “Reject this recipe” button has become the “Reconsider, this might actually be good” button.</w:t>
+        <w:t>At the bottom you can s</w:t>
+      </w:r>
+      <w:r>
+        <w:t>e</w:t>
+      </w:r>
+      <w:bookmarkStart w:id="8" w:name="_GoBack"/>
+      <w:bookmarkEnd w:id="8"/>
+      <w:r>
+        <w:t>e that the “Reject this recipe” button has become the “Reconsider, this might actually be good” button.</w:t>
       </w:r>
     </w:p>
     <w:p/>
@@ -2955,11 +3164,11 @@
       <w:pPr>
         <w:pStyle w:val="Heading1"/>
       </w:pPr>
-      <w:bookmarkStart w:id="8" w:name="_Toc176178696"/>
+      <w:bookmarkStart w:id="9" w:name="_Toc189655580"/>
       <w:r>
         <w:t>Data schema</w:t>
       </w:r>
-      <w:bookmarkEnd w:id="8"/>
+      <w:bookmarkEnd w:id="9"/>
     </w:p>
     <w:p>
       <w:r>
@@ -3145,11 +3354,11 @@
       <w:pPr>
         <w:pStyle w:val="Heading1"/>
       </w:pPr>
-      <w:bookmarkStart w:id="9" w:name="_Toc176178697"/>
+      <w:bookmarkStart w:id="10" w:name="_Toc189655581"/>
       <w:r>
         <w:t>I, personally, don’t like making accounts for every itty-bitty thing</w:t>
       </w:r>
-      <w:bookmarkEnd w:id="9"/>
+      <w:bookmarkEnd w:id="10"/>
       <w:r>
         <w:t xml:space="preserve"> </w:t>
       </w:r>
@@ -3232,15 +3441,7 @@
         <w:rPr>
           <w:strike/>
         </w:rPr>
-        <w:t xml:space="preserve"> for </w:t>
-      </w:r>
-      <w:bookmarkStart w:id="10" w:name="_GoBack"/>
-      <w:bookmarkEnd w:id="10"/>
-      <w:r>
-        <w:rPr>
-          <w:strike/>
-        </w:rPr>
-        <w:t xml:space="preserve">the </w:t>
+        <w:t xml:space="preserve"> for the </w:t>
       </w:r>
       <w:proofErr w:type="spellStart"/>
       <w:r>
@@ -3468,7 +3669,7 @@
       <w:pPr>
         <w:pStyle w:val="Heading1"/>
       </w:pPr>
-      <w:bookmarkStart w:id="11" w:name="_Toc176178698"/>
+      <w:bookmarkStart w:id="11" w:name="_Toc189655582"/>
       <w:r>
         <w:t>Sharing is caring!</w:t>
       </w:r>
@@ -3848,10 +4049,12 @@
         <w:pStyle w:val="Heading1"/>
       </w:pPr>
       <w:bookmarkStart w:id="12" w:name="_Our_great_and"/>
+      <w:bookmarkStart w:id="13" w:name="_Toc189655583"/>
       <w:bookmarkEnd w:id="12"/>
       <w:r>
         <w:t>What can you make with Moldy cheese?</w:t>
       </w:r>
+      <w:bookmarkEnd w:id="13"/>
     </w:p>
     <w:p>
       <w:r>
@@ -3957,12 +4160,12 @@
       <w:pPr>
         <w:pStyle w:val="Heading2"/>
       </w:pPr>
-      <w:bookmarkStart w:id="13" w:name="_Toc176178700"/>
+      <w:bookmarkStart w:id="14" w:name="_Toc189655584"/>
       <w:r>
         <w:lastRenderedPageBreak/>
         <w:t>When should we delete a larder?</w:t>
       </w:r>
-      <w:bookmarkEnd w:id="13"/>
+      <w:bookmarkEnd w:id="14"/>
     </w:p>
     <w:p>
       <w:r>
@@ -4155,10 +4358,10 @@
         <w:t xml:space="preserve"> to pollute </w:t>
       </w:r>
       <w:r>
+        <w:t xml:space="preserve">The Queen of Stripes’ </w:t>
+      </w:r>
+      <w:r>
         <w:t>Sweet Nectar</w:t>
-      </w:r>
-      <w:r>
-        <w:t xml:space="preserve"> of the Queen of Stripes</w:t>
       </w:r>
       <w:r>
         <w:t xml:space="preserve">. Doubly so under the direction of a </w:t>
@@ -4360,7 +4563,6 @@
           </w:tcPr>
           <w:p>
             <w:r>
-              <w:lastRenderedPageBreak/>
               <w:t>Leister looks at his larder a subsequent time</w:t>
             </w:r>
           </w:p>
@@ -4383,6 +4585,7 @@
           </w:tcPr>
           <w:p>
             <w:r>
+              <w:lastRenderedPageBreak/>
               <w:t>Proposer proposes a recipe</w:t>
             </w:r>
           </w:p>
@@ -4638,12 +4841,14 @@
       <w:pPr>
         <w:pStyle w:val="Heading2"/>
       </w:pPr>
+      <w:bookmarkStart w:id="15" w:name="_Toc189655585"/>
       <w:r>
         <w:t>Please let me gander at this corpse of</w:t>
       </w:r>
       <w:r>
         <w:t xml:space="preserve"> a larder?</w:t>
       </w:r>
+      <w:bookmarkEnd w:id="15"/>
     </w:p>
     <w:p>
       <w:r>
@@ -4724,17 +4929,22 @@
     </w:p>
     <w:p>
       <w:r>
-        <w:lastRenderedPageBreak/>
         <w:t>You may notice that this is from the proposer’s point of view</w:t>
       </w:r>
       <w:r>
-        <w:t xml:space="preserve">. This is because, as stated earlier, having the listed log on re-sets </w:t>
-      </w:r>
-      <w:proofErr w:type="gramStart"/>
-      <w:r>
-        <w:t>an</w:t>
-      </w:r>
-      <w:proofErr w:type="gramEnd"/>
+        <w:t>. This is because, as s</w:t>
+      </w:r>
+      <w:r>
+        <w:t xml:space="preserve">tated earlier, having the </w:t>
+      </w:r>
+      <w:proofErr w:type="spellStart"/>
+      <w:r>
+        <w:t>lister</w:t>
+      </w:r>
+      <w:proofErr w:type="spellEnd"/>
+      <w:r>
+        <w:t xml:space="preserve"> log on re-sets a</w:t>
+      </w:r>
       <w:r>
         <w:t xml:space="preserve"> deceased larder back to life.</w:t>
       </w:r>
@@ -4744,7 +4954,7 @@
       <w:pPr>
         <w:pStyle w:val="Heading2"/>
       </w:pPr>
-      <w:bookmarkStart w:id="14" w:name="_Toc176178701"/>
+      <w:bookmarkStart w:id="16" w:name="_Toc189655586"/>
       <w:r>
         <w:t xml:space="preserve">How should we </w:t>
       </w:r>
@@ -4754,7 +4964,7 @@
       <w:r>
         <w:t xml:space="preserve"> a larder?</w:t>
       </w:r>
-      <w:bookmarkEnd w:id="14"/>
+      <w:bookmarkEnd w:id="16"/>
     </w:p>
     <w:p>
       <w:r>
@@ -4905,7 +5115,6 @@
     </w:p>
     <w:p>
       <w:r>
-        <w:lastRenderedPageBreak/>
         <w:t xml:space="preserve">Which, of course, means that the home screen has to </w:t>
       </w:r>
       <w:r>
@@ -4919,9 +5128,11 @@
       <w:pPr>
         <w:pStyle w:val="Heading1"/>
       </w:pPr>
+      <w:bookmarkStart w:id="17" w:name="_Toc189655587"/>
       <w:r>
         <w:t>Our great and glorious human civilization has better things to do with storage power</w:t>
       </w:r>
+      <w:bookmarkEnd w:id="17"/>
     </w:p>
     <w:p>
       <w:pPr>
@@ -4969,6 +5180,7 @@
       <w:pPr>
         <w:pStyle w:val="Heading1"/>
       </w:pPr>
+      <w:bookmarkStart w:id="18" w:name="_Toc189655588"/>
       <w:proofErr w:type="spellStart"/>
       <w:proofErr w:type="gramStart"/>
       <w:r>
@@ -4979,6 +5191,7 @@
       <w:r>
         <w:t xml:space="preserve"> reversal.</w:t>
       </w:r>
+      <w:bookmarkEnd w:id="18"/>
     </w:p>
     <w:p>
       <w:r>
@@ -5003,7 +5216,6 @@
         <w:rPr>
           <w:noProof/>
         </w:rPr>
-        <w:lastRenderedPageBreak/>
         <w:drawing>
           <wp:inline distT="0" distB="0" distL="0" distR="0">
             <wp:extent cx="5725160" cy="3522345"/>
@@ -5056,6 +5268,7 @@
     </w:p>
     <w:p>
       <w:r>
+        <w:lastRenderedPageBreak/>
         <w:t xml:space="preserve">This button, when clicked, returns a proposer to her larder, as a </w:t>
       </w:r>
       <w:proofErr w:type="spellStart"/>
@@ -5072,13 +5285,13 @@
       <w:pPr>
         <w:pStyle w:val="Heading1"/>
       </w:pPr>
-      <w:bookmarkStart w:id="15" w:name="_None_Pizza_without"/>
-      <w:bookmarkStart w:id="16" w:name="_Toc176178702"/>
-      <w:bookmarkEnd w:id="15"/>
+      <w:bookmarkStart w:id="19" w:name="_None_Pizza_without"/>
+      <w:bookmarkStart w:id="20" w:name="_Toc189655589"/>
+      <w:bookmarkEnd w:id="19"/>
       <w:r>
         <w:t>None Pizza without left beef</w:t>
       </w:r>
-      <w:bookmarkEnd w:id="16"/>
+      <w:bookmarkEnd w:id="20"/>
       <w:r>
         <w:t xml:space="preserve"> </w:t>
       </w:r>
@@ -5248,11 +5461,7 @@
         <w:t xml:space="preserve"> that points to “None pizza with left beef” is deleted, “None Pizza with left beef” is orphaned. Normally, how a user views a recipe is to click </w:t>
       </w:r>
       <w:r>
-        <w:t xml:space="preserve">on a food item </w:t>
-      </w:r>
-      <w:r>
-        <w:lastRenderedPageBreak/>
-        <w:t xml:space="preserve">that uses said recipe, and from the </w:t>
+        <w:t xml:space="preserve">on a food item that uses said recipe, and from the </w:t>
       </w:r>
       <w:proofErr w:type="spellStart"/>
       <w:r>
@@ -5289,11 +5498,11 @@
       <w:pPr>
         <w:pStyle w:val="Heading1"/>
       </w:pPr>
-      <w:bookmarkStart w:id="17" w:name="_Toc176178703"/>
+      <w:bookmarkStart w:id="21" w:name="_Toc189655590"/>
       <w:r>
         <w:t>Changing Categories.</w:t>
       </w:r>
-      <w:bookmarkEnd w:id="17"/>
+      <w:bookmarkEnd w:id="21"/>
     </w:p>
     <w:p>
       <w:r>
@@ -5568,11 +5777,11 @@
       <w:pPr>
         <w:pStyle w:val="Heading2"/>
       </w:pPr>
-      <w:bookmarkStart w:id="18" w:name="_Toc176178704"/>
+      <w:bookmarkStart w:id="22" w:name="_Toc189655591"/>
       <w:r>
         <w:t>Simple renaming</w:t>
       </w:r>
-      <w:bookmarkEnd w:id="18"/>
+      <w:bookmarkEnd w:id="22"/>
     </w:p>
     <w:p>
       <w:r>
@@ -5603,7 +5812,6 @@
         <w:rPr>
           <w:noProof/>
         </w:rPr>
-        <w:lastRenderedPageBreak/>
         <w:drawing>
           <wp:inline distT="0" distB="0" distL="0" distR="0">
             <wp:extent cx="5727700" cy="3528060"/>
@@ -5667,6 +5875,7 @@
         <w:rPr>
           <w:noProof/>
         </w:rPr>
+        <w:lastRenderedPageBreak/>
         <w:drawing>
           <wp:inline distT="0" distB="0" distL="0" distR="0">
             <wp:extent cx="5727700" cy="3528060"/>
@@ -5742,36 +5951,36 @@
       <w:pPr>
         <w:pStyle w:val="Heading2"/>
       </w:pPr>
-      <w:bookmarkStart w:id="19" w:name="_Toc176178705"/>
-      <w:r>
+      <w:bookmarkStart w:id="23" w:name="_Toc189655592"/>
+      <w:r>
+        <w:t>Category Changes</w:t>
+      </w:r>
+      <w:bookmarkEnd w:id="23"/>
+    </w:p>
+    <w:p>
+      <w:r>
+        <w:t xml:space="preserve">Category 2 is currently a sweet/savory divide. But </w:t>
+      </w:r>
+      <w:proofErr w:type="gramStart"/>
+      <w:r>
+        <w:t>Chocolate</w:t>
+      </w:r>
+      <w:proofErr w:type="gramEnd"/>
+      <w:r>
+        <w:t xml:space="preserve"> is the only “Sweet” thing on that list. Plus, given that this list has sweet potato, categorized as savory, category 2 breaks down.</w:t>
+      </w:r>
+    </w:p>
+    <w:p>
+      <w:r>
+        <w:t>Let’s change Category 2 to a more sensible value.</w:t>
+      </w:r>
+    </w:p>
+    <w:p>
+      <w:r>
+        <w:rPr>
+          <w:noProof/>
+        </w:rPr>
         <w:lastRenderedPageBreak/>
-        <w:t>Category Changes</w:t>
-      </w:r>
-      <w:bookmarkEnd w:id="19"/>
-    </w:p>
-    <w:p>
-      <w:r>
-        <w:t xml:space="preserve">Category 2 is currently a sweet/savory divide. But </w:t>
-      </w:r>
-      <w:proofErr w:type="gramStart"/>
-      <w:r>
-        <w:t>Chocolate</w:t>
-      </w:r>
-      <w:proofErr w:type="gramEnd"/>
-      <w:r>
-        <w:t xml:space="preserve"> is the only “Sweet” thing on that list. Plus, given that this list has sweet potato, categorized as savory, category 2 breaks down.</w:t>
-      </w:r>
-    </w:p>
-    <w:p>
-      <w:r>
-        <w:t>Let’s change Category 2 to a more sensible value.</w:t>
-      </w:r>
-    </w:p>
-    <w:p>
-      <w:r>
-        <w:rPr>
-          <w:noProof/>
-        </w:rPr>
         <w:drawing>
           <wp:inline distT="0" distB="0" distL="0" distR="0">
             <wp:extent cx="5727700" cy="3528060"/>
@@ -5904,7 +6113,7 @@
       <w:pPr>
         <w:pStyle w:val="Heading1"/>
       </w:pPr>
-      <w:bookmarkStart w:id="20" w:name="_Toc176178706"/>
+      <w:bookmarkStart w:id="24" w:name="_Toc189655593"/>
       <w:r>
         <w:t xml:space="preserve">To </w:t>
       </w:r>
@@ -5914,7 +6123,7 @@
       <w:r>
         <w:t xml:space="preserve"> is to human</w:t>
       </w:r>
-      <w:bookmarkEnd w:id="20"/>
+      <w:bookmarkEnd w:id="24"/>
     </w:p>
     <w:p>
       <w:r>
@@ -5970,40 +6179,40 @@
     </w:p>
     <w:p>
       <w:r>
+        <w:t xml:space="preserve">These will store a log of the changed item, as well as what sections were changed. So, for example, when we change the name of our sweet potato to “Yam”, we put onto the previous actions list both a log stating that the Food name of the Yam/Sweet potato was changed from Sweet potato. </w:t>
+      </w:r>
+      <w:r>
+        <w:t>Simple as.</w:t>
+      </w:r>
+    </w:p>
+    <w:p>
+      <w:r>
+        <w:t>A similar situation awaits editing a recipe, only this time, we will create a “recipe changed” log instead of a “</w:t>
+      </w:r>
+      <w:proofErr w:type="spellStart"/>
+      <w:r>
+        <w:t>fooditem</w:t>
+      </w:r>
+      <w:proofErr w:type="spellEnd"/>
+      <w:r>
+        <w:t xml:space="preserve"> changed” log. We will see situations where both a </w:t>
+      </w:r>
+      <w:proofErr w:type="spellStart"/>
+      <w:r>
+        <w:t>fooditem</w:t>
+      </w:r>
+      <w:proofErr w:type="spellEnd"/>
+      <w:r>
+        <w:t xml:space="preserve"> and a recipe gets changed at the same time.</w:t>
+      </w:r>
+    </w:p>
+    <w:p>
+      <w:pPr>
+        <w:pStyle w:val="Heading2"/>
+      </w:pPr>
+      <w:bookmarkStart w:id="25" w:name="_Toc189655594"/>
+      <w:r>
         <w:lastRenderedPageBreak/>
-        <w:t xml:space="preserve">These will store a log of the changed item, as well as what sections were changed. So, for example, when we change the name of our sweet potato to “Yam”, we put onto the previous actions list both a log stating that the Food name of the Yam/Sweet potato was changed from Sweet potato. </w:t>
-      </w:r>
-      <w:r>
-        <w:t>Simple as.</w:t>
-      </w:r>
-    </w:p>
-    <w:p>
-      <w:r>
-        <w:t>A similar situation awaits editing a recipe, only this time, we will create a “recipe changed” log instead of a “</w:t>
-      </w:r>
-      <w:proofErr w:type="spellStart"/>
-      <w:r>
-        <w:t>fooditem</w:t>
-      </w:r>
-      <w:proofErr w:type="spellEnd"/>
-      <w:r>
-        <w:t xml:space="preserve"> changed” log. We will see situations where both a </w:t>
-      </w:r>
-      <w:proofErr w:type="spellStart"/>
-      <w:r>
-        <w:t>fooditem</w:t>
-      </w:r>
-      <w:proofErr w:type="spellEnd"/>
-      <w:r>
-        <w:t xml:space="preserve"> and a recipe gets changed at the same time.</w:t>
-      </w:r>
-    </w:p>
-    <w:p>
-      <w:pPr>
-        <w:pStyle w:val="Heading2"/>
-      </w:pPr>
-      <w:bookmarkStart w:id="21" w:name="_Toc176178707"/>
-      <w:r>
         <w:t xml:space="preserve">Items with </w:t>
       </w:r>
       <w:proofErr w:type="spellStart"/>
@@ -6014,7 +6223,7 @@
       <w:r>
         <w:t>: Ballooning Undo</w:t>
       </w:r>
-      <w:bookmarkEnd w:id="21"/>
+      <w:bookmarkEnd w:id="25"/>
     </w:p>
     <w:p>
       <w:r>
@@ -6360,11 +6569,11 @@
       <w:pPr>
         <w:pStyle w:val="Heading2"/>
       </w:pPr>
-      <w:bookmarkStart w:id="22" w:name="_Toc176178708"/>
+      <w:bookmarkStart w:id="26" w:name="_Toc189655595"/>
       <w:r>
         <w:t>Category name change</w:t>
       </w:r>
-      <w:bookmarkEnd w:id="22"/>
+      <w:bookmarkEnd w:id="26"/>
     </w:p>
     <w:p>
       <w:r>
@@ -6390,60 +6599,59 @@
       </w:r>
       <w:proofErr w:type="spellEnd"/>
       <w:r>
-        <w:t xml:space="preserve"> to their </w:t>
-      </w:r>
+        <w:t xml:space="preserve"> to their previous category value. This avoids having to make a dozen </w:t>
+      </w:r>
+      <w:proofErr w:type="spellStart"/>
+      <w:r>
+        <w:rPr>
+          <w:i/>
+        </w:rPr>
+        <w:t>fooditem</w:t>
+      </w:r>
+      <w:proofErr w:type="spellEnd"/>
+      <w:r>
+        <w:rPr>
+          <w:i/>
+        </w:rPr>
+        <w:t xml:space="preserve"> changed</w:t>
+      </w:r>
+      <w:r>
+        <w:t xml:space="preserve"> logs for this particular action.</w:t>
+      </w:r>
+    </w:p>
+    <w:p>
+      <w:r>
+        <w:t xml:space="preserve">If a user does click the “Yes, clear these category values” button, then we still make a </w:t>
+      </w:r>
+      <w:r>
+        <w:rPr>
+          <w:i/>
+        </w:rPr>
+        <w:t>category changed</w:t>
+      </w:r>
+      <w:r>
+        <w:t xml:space="preserve"> log, but with only the original name of the category, and without the dictionary of former </w:t>
+      </w:r>
+      <w:proofErr w:type="spellStart"/>
+      <w:r>
+        <w:t>fooditem</w:t>
+      </w:r>
+      <w:proofErr w:type="spellEnd"/>
+      <w:r>
+        <w:t xml:space="preserve"> category values.</w:t>
+      </w:r>
+    </w:p>
+    <w:p/>
+    <w:p>
+      <w:pPr>
+        <w:pStyle w:val="Heading2"/>
+      </w:pPr>
+      <w:bookmarkStart w:id="27" w:name="_Toc189655596"/>
       <w:r>
         <w:lastRenderedPageBreak/>
-        <w:t xml:space="preserve">previous category value. This avoids having to make a dozen </w:t>
-      </w:r>
-      <w:proofErr w:type="spellStart"/>
-      <w:r>
-        <w:rPr>
-          <w:i/>
-        </w:rPr>
-        <w:t>fooditem</w:t>
-      </w:r>
-      <w:proofErr w:type="spellEnd"/>
-      <w:r>
-        <w:rPr>
-          <w:i/>
-        </w:rPr>
-        <w:t xml:space="preserve"> changed</w:t>
-      </w:r>
-      <w:r>
-        <w:t xml:space="preserve"> logs for this particular action.</w:t>
-      </w:r>
-    </w:p>
-    <w:p>
-      <w:r>
-        <w:t xml:space="preserve">If a user does click the “Yes, clear these category values” button, then we still make a </w:t>
-      </w:r>
-      <w:r>
-        <w:rPr>
-          <w:i/>
-        </w:rPr>
-        <w:t>category changed</w:t>
-      </w:r>
-      <w:r>
-        <w:t xml:space="preserve"> log, but with only the original name of the category, and without the dictionary of former </w:t>
-      </w:r>
-      <w:proofErr w:type="spellStart"/>
-      <w:r>
-        <w:t>fooditem</w:t>
-      </w:r>
-      <w:proofErr w:type="spellEnd"/>
-      <w:r>
-        <w:t xml:space="preserve"> category values.</w:t>
-      </w:r>
-    </w:p>
-    <w:p/>
-    <w:p>
-      <w:pPr>
-        <w:pStyle w:val="Heading2"/>
-      </w:pPr>
-      <w:r>
         <w:t>General information change</w:t>
       </w:r>
+      <w:bookmarkEnd w:id="27"/>
     </w:p>
     <w:p>
       <w:r>
@@ -6481,11 +6689,11 @@
       <w:pPr>
         <w:pStyle w:val="Heading2"/>
       </w:pPr>
-      <w:bookmarkStart w:id="23" w:name="_Toc176178709"/>
+      <w:bookmarkStart w:id="28" w:name="_Toc189655597"/>
       <w:r>
         <w:t>Undo the Undo</w:t>
       </w:r>
-      <w:bookmarkEnd w:id="23"/>
+      <w:bookmarkEnd w:id="28"/>
     </w:p>
     <w:p>
       <w:r>
@@ -6545,11 +6753,11 @@
       <w:pPr>
         <w:pStyle w:val="Heading1"/>
       </w:pPr>
-      <w:bookmarkStart w:id="24" w:name="_Toc176178710"/>
+      <w:bookmarkStart w:id="29" w:name="_Toc189655598"/>
       <w:r>
         <w:t>Total Refresh</w:t>
       </w:r>
-      <w:bookmarkEnd w:id="24"/>
+      <w:bookmarkEnd w:id="29"/>
     </w:p>
     <w:p>
       <w:r>
@@ -6682,7 +6890,7 @@
       <w:pPr>
         <w:pStyle w:val="Heading1"/>
       </w:pPr>
-      <w:bookmarkStart w:id="25" w:name="_Toc176178711"/>
+      <w:bookmarkStart w:id="30" w:name="_Toc189655599"/>
       <w:proofErr w:type="spellStart"/>
       <w:r>
         <w:t>Ain’t</w:t>
@@ -6691,7 +6899,7 @@
       <w:r>
         <w:t xml:space="preserve"> no Rest for the wicked</w:t>
       </w:r>
-      <w:bookmarkEnd w:id="25"/>
+      <w:bookmarkEnd w:id="30"/>
     </w:p>
     <w:p>
       <w:r>

--- a/Food My Thought.docx
+++ b/Food My Thought.docx
@@ -2245,13 +2245,8 @@
     </w:p>
     <w:p>
       <w:r>
-        <w:t xml:space="preserve">When selected, most of the right-had side is taken up by a </w:t>
-      </w:r>
-      <w:proofErr w:type="gramStart"/>
-      <w:r>
-        <w:t>card .</w:t>
-      </w:r>
-      <w:proofErr w:type="gramEnd"/>
+        <w:t>When selected, most of the right-had side is taken up by a card .</w:t>
+      </w:r>
     </w:p>
     <w:p>
       <w:r>
@@ -2419,15 +2414,7 @@
     </w:p>
     <w:p>
       <w:r>
-        <w:t xml:space="preserve">As you can see, the grey section is being taken up by the description of a recipe. Furthermore, </w:t>
-      </w:r>
-      <w:proofErr w:type="gramStart"/>
-      <w:r>
-        <w:t>Half</w:t>
-      </w:r>
-      <w:proofErr w:type="gramEnd"/>
-      <w:r>
-        <w:t xml:space="preserve"> and Half, another ingredient in the larder is highlighted.</w:t>
+        <w:t>As you can see, the grey section is being taken up by the description of a recipe. Furthermore, Half and Half, another ingredient in the larder is highlighted.</w:t>
       </w:r>
     </w:p>
     <w:p>
@@ -3022,15 +3009,7 @@
     </w:p>
     <w:p>
       <w:r>
-        <w:t xml:space="preserve">You may have noticed a small star next to the recipe for chocolate fish-eggs. The program shall remember that this particular recipe was written in this particular session, and allow the proposer to </w:t>
-      </w:r>
-      <w:proofErr w:type="gramStart"/>
-      <w:r>
-        <w:t>both edit or</w:t>
-      </w:r>
-      <w:proofErr w:type="gramEnd"/>
-      <w:r>
-        <w:t xml:space="preserve"> delete such a recipe in the future.</w:t>
+        <w:t>You may have noticed a small star next to the recipe for chocolate fish-eggs. The program shall remember that this particular recipe was written in this particular session, and allow the proposer to both edit or delete such a recipe in the future.</w:t>
       </w:r>
     </w:p>
     <w:p>
@@ -3153,22 +3132,20 @@
       <w:r>
         <w:t>e</w:t>
       </w:r>
-      <w:bookmarkStart w:id="8" w:name="_GoBack"/>
+      <w:r>
+        <w:t>e that the “Reject this recipe” button has become the “Reconsider, this might actually be good” button.</w:t>
+      </w:r>
+    </w:p>
+    <w:p/>
+    <w:p>
+      <w:pPr>
+        <w:pStyle w:val="Heading1"/>
+      </w:pPr>
+      <w:bookmarkStart w:id="8" w:name="_Toc189655580"/>
+      <w:r>
+        <w:t>Data schema</w:t>
+      </w:r>
       <w:bookmarkEnd w:id="8"/>
-      <w:r>
-        <w:t>e that the “Reject this recipe” button has become the “Reconsider, this might actually be good” button.</w:t>
-      </w:r>
-    </w:p>
-    <w:p/>
-    <w:p>
-      <w:pPr>
-        <w:pStyle w:val="Heading1"/>
-      </w:pPr>
-      <w:bookmarkStart w:id="9" w:name="_Toc189655580"/>
-      <w:r>
-        <w:t>Data schema</w:t>
-      </w:r>
-      <w:bookmarkEnd w:id="9"/>
     </w:p>
     <w:p>
       <w:r>
@@ -3354,6 +3331,7 @@
       <w:pPr>
         <w:pStyle w:val="Heading1"/>
       </w:pPr>
+      <w:bookmarkStart w:id="9" w:name="_Toc189655582"/>
       <w:bookmarkStart w:id="10" w:name="_Toc189655581"/>
       <w:r>
         <w:t>I, personally, don’t like making accounts for every itty-bitty thing</w:t>
@@ -3373,33 +3351,34 @@
         <w:rPr>
           <w:strike/>
         </w:rPr>
-        <w:t>That is, I would be hesitant to use this app if it required me to send my e-mail</w:t>
-      </w:r>
+        <w:t xml:space="preserve">That is, I would be hesitant to use this app if it required me to send my e-mail and type in a password every time I called on nameless </w:t>
+      </w:r>
+      <w:proofErr w:type="spellStart"/>
       <w:r>
         <w:rPr>
           <w:strike/>
         </w:rPr>
-        <w:t xml:space="preserve"> and type in a password every time I called on nameless </w:t>
-      </w:r>
-      <w:proofErr w:type="spellStart"/>
+        <w:t>trashposters</w:t>
+      </w:r>
+      <w:proofErr w:type="spellEnd"/>
       <w:r>
         <w:rPr>
           <w:strike/>
         </w:rPr>
-        <w:t>trash</w:t>
-      </w:r>
-      <w:r>
+        <w:t xml:space="preserve"> and internet trolls to tell me what exactly to do with my Quinoa.</w:t>
+      </w:r>
+    </w:p>
+    <w:p>
+      <w:pPr>
         <w:rPr>
           <w:strike/>
         </w:rPr>
-        <w:t>posters</w:t>
-      </w:r>
-      <w:proofErr w:type="spellEnd"/>
+      </w:pPr>
       <w:r>
         <w:rPr>
           <w:strike/>
         </w:rPr>
-        <w:t xml:space="preserve"> and internet trolls to tell me what exactly to do with my Quinoa.</w:t>
+        <w:t>As such, this app would rely on cookies.</w:t>
       </w:r>
     </w:p>
     <w:p>
@@ -3412,31 +3391,16 @@
         <w:rPr>
           <w:strike/>
         </w:rPr>
-        <w:t>As such, this app would rely on cookies.</w:t>
-      </w:r>
-    </w:p>
-    <w:p>
-      <w:pPr>
+        <w:t xml:space="preserve">The </w:t>
+      </w:r>
+      <w:proofErr w:type="spellStart"/>
+      <w:r>
         <w:rPr>
           <w:strike/>
         </w:rPr>
-      </w:pPr>
-      <w:r>
-        <w:rPr>
-          <w:strike/>
-        </w:rPr>
-        <w:t xml:space="preserve">The </w:t>
-      </w:r>
-      <w:proofErr w:type="spellStart"/>
-      <w:proofErr w:type="gramStart"/>
-      <w:r>
-        <w:rPr>
-          <w:strike/>
-        </w:rPr>
         <w:t>url</w:t>
       </w:r>
       <w:proofErr w:type="spellEnd"/>
-      <w:proofErr w:type="gramEnd"/>
       <w:r>
         <w:rPr>
           <w:strike/>
@@ -3669,11 +3633,10 @@
       <w:pPr>
         <w:pStyle w:val="Heading1"/>
       </w:pPr>
-      <w:bookmarkStart w:id="11" w:name="_Toc189655582"/>
       <w:r>
         <w:t>Sharing is caring!</w:t>
       </w:r>
-      <w:bookmarkEnd w:id="11"/>
+      <w:bookmarkEnd w:id="9"/>
       <w:r>
         <w:t xml:space="preserve"> </w:t>
       </w:r>
@@ -4048,13 +4011,13 @@
       <w:pPr>
         <w:pStyle w:val="Heading1"/>
       </w:pPr>
-      <w:bookmarkStart w:id="12" w:name="_Our_great_and"/>
-      <w:bookmarkStart w:id="13" w:name="_Toc189655583"/>
+      <w:bookmarkStart w:id="11" w:name="_Our_great_and"/>
+      <w:bookmarkStart w:id="12" w:name="_Toc189655583"/>
+      <w:bookmarkEnd w:id="11"/>
+      <w:r>
+        <w:t>What can you make with Moldy cheese?</w:t>
+      </w:r>
       <w:bookmarkEnd w:id="12"/>
-      <w:r>
-        <w:t>What can you make with Moldy cheese?</w:t>
-      </w:r>
-      <w:bookmarkEnd w:id="13"/>
     </w:p>
     <w:p>
       <w:r>
@@ -4078,15 +4041,7 @@
         <w:t xml:space="preserve"> never</w:t>
       </w:r>
       <w:r>
-        <w:t xml:space="preserve"> logs on to look at their </w:t>
-      </w:r>
-      <w:proofErr w:type="gramStart"/>
-      <w:r>
-        <w:t>larder ,</w:t>
-      </w:r>
-      <w:proofErr w:type="gramEnd"/>
-      <w:r>
-        <w:t xml:space="preserve"> and </w:t>
+        <w:t xml:space="preserve"> logs on to look at their larder , and </w:t>
       </w:r>
       <w:r>
         <w:t xml:space="preserve">the larder is boring enough that no-one has commented on any of the food items, what is to be done? </w:t>
@@ -4160,12 +4115,12 @@
       <w:pPr>
         <w:pStyle w:val="Heading2"/>
       </w:pPr>
-      <w:bookmarkStart w:id="14" w:name="_Toc189655584"/>
+      <w:bookmarkStart w:id="13" w:name="_Toc189655584"/>
       <w:r>
         <w:lastRenderedPageBreak/>
         <w:t>When should we delete a larder?</w:t>
       </w:r>
-      <w:bookmarkEnd w:id="14"/>
+      <w:bookmarkEnd w:id="13"/>
     </w:p>
     <w:p>
       <w:r>
@@ -4490,13 +4445,8 @@
     </w:p>
     <w:p>
       <w:r>
-        <w:t xml:space="preserve">Whichever is further in the </w:t>
-      </w:r>
-      <w:proofErr w:type="gramStart"/>
-      <w:r>
-        <w:t>future.</w:t>
-      </w:r>
-      <w:proofErr w:type="gramEnd"/>
+        <w:t>Whichever is further in the future.</w:t>
+      </w:r>
     </w:p>
     <w:p>
       <w:r>
@@ -4841,14 +4791,14 @@
       <w:pPr>
         <w:pStyle w:val="Heading2"/>
       </w:pPr>
-      <w:bookmarkStart w:id="15" w:name="_Toc189655585"/>
+      <w:bookmarkStart w:id="14" w:name="_Toc189655585"/>
       <w:r>
         <w:t>Please let me gander at this corpse of</w:t>
       </w:r>
       <w:r>
         <w:t xml:space="preserve"> a larder?</w:t>
       </w:r>
-      <w:bookmarkEnd w:id="15"/>
+      <w:bookmarkEnd w:id="14"/>
     </w:p>
     <w:p>
       <w:r>
@@ -4954,7 +4904,7 @@
       <w:pPr>
         <w:pStyle w:val="Heading2"/>
       </w:pPr>
-      <w:bookmarkStart w:id="16" w:name="_Toc189655586"/>
+      <w:bookmarkStart w:id="15" w:name="_Toc189655586"/>
       <w:r>
         <w:t xml:space="preserve">How should we </w:t>
       </w:r>
@@ -4964,7 +4914,7 @@
       <w:r>
         <w:t xml:space="preserve"> a larder?</w:t>
       </w:r>
-      <w:bookmarkEnd w:id="16"/>
+      <w:bookmarkEnd w:id="15"/>
     </w:p>
     <w:p>
       <w:r>
@@ -5004,15 +4954,7 @@
         <w:t>a</w:t>
       </w:r>
       <w:r>
-        <w:t xml:space="preserve"> request to the server for all the information related to </w:t>
-      </w:r>
-      <w:proofErr w:type="gramStart"/>
-      <w:r>
-        <w:t>said</w:t>
-      </w:r>
-      <w:proofErr w:type="gramEnd"/>
-      <w:r>
-        <w:t xml:space="preserve"> larder. The server checks the date, and if today’s date is after the delete date, then the server </w:t>
+        <w:t xml:space="preserve"> request to the server for all the information related to said larder. The server checks the date, and if today’s date is after the delete date, then the server </w:t>
       </w:r>
       <w:r>
         <w:t>marks</w:t>
@@ -5128,70 +5070,68 @@
       <w:pPr>
         <w:pStyle w:val="Heading1"/>
       </w:pPr>
-      <w:bookmarkStart w:id="17" w:name="_Toc189655587"/>
+      <w:bookmarkStart w:id="16" w:name="_Toc189655587"/>
       <w:r>
         <w:t>Our great and glorious human civilization has better things to do with storage power</w:t>
       </w:r>
+      <w:bookmarkEnd w:id="16"/>
+    </w:p>
+    <w:p>
+      <w:pPr>
+        <w:rPr>
+          <w:strike/>
+        </w:rPr>
+      </w:pPr>
+      <w:r>
+        <w:rPr>
+          <w:strike/>
+        </w:rPr>
+        <w:t>How do we avoid clogging up our server with long-forgotten larders? If no-one logs on to look at their larder in a long time, and no-body’s commenting on it anymore, what use is it? For that end, I propose we assume that larders which are left unused long enough can be safely deleted</w:t>
+      </w:r>
+      <w:r>
+        <w:rPr>
+          <w:strike/>
+        </w:rPr>
+        <w:t xml:space="preserve">. </w:t>
+      </w:r>
+      <w:r>
+        <w:rPr>
+          <w:strike/>
+        </w:rPr>
+        <w:t>Then, after making such an assumption, we delete them.</w:t>
+      </w:r>
+    </w:p>
+    <w:p>
+      <w:r>
+        <w:t>Thanks to a wonderful tactic known as “Kicking the can down the road”, we shall hold off on deleting unused larders until this website gets around a hundred thousand larders. Until then, storage is cheap, and if someone has the deep curiosity to cruise</w:t>
+      </w:r>
+      <w:r>
+        <w:t xml:space="preserve"> through old larders and recipes</w:t>
+      </w:r>
+      <w:r>
+        <w:t>, they can knock themselves out.</w:t>
+      </w:r>
+    </w:p>
+    <w:p>
+      <w:r>
+        <w:t xml:space="preserve">Unfortunately, some people might get their panties in a twist if they learnt that their previously-reliable list of food, after 4 or so years of being unused, has been entirely deleted. Sigh. </w:t>
+      </w:r>
+    </w:p>
+    <w:p/>
+    <w:p>
+      <w:pPr>
+        <w:pStyle w:val="Heading1"/>
+      </w:pPr>
+      <w:bookmarkStart w:id="17" w:name="_Toc189655588"/>
+      <w:proofErr w:type="spellStart"/>
+      <w:r>
+        <w:t>rOle</w:t>
+      </w:r>
+      <w:proofErr w:type="spellEnd"/>
+      <w:r>
+        <w:t xml:space="preserve"> reversal.</w:t>
+      </w:r>
       <w:bookmarkEnd w:id="17"/>
-    </w:p>
-    <w:p>
-      <w:pPr>
-        <w:rPr>
-          <w:strike/>
-        </w:rPr>
-      </w:pPr>
-      <w:r>
-        <w:rPr>
-          <w:strike/>
-        </w:rPr>
-        <w:t>How do we avoid clogging up our server with long-forgotten larders? If no-one logs on to look at their larder in a long time, and no-body’s commenting on it anymore, what use is it? For that end, I propose we assume that larders which are left unused long enough can be safely deleted</w:t>
-      </w:r>
-      <w:r>
-        <w:rPr>
-          <w:strike/>
-        </w:rPr>
-        <w:t xml:space="preserve">. </w:t>
-      </w:r>
-      <w:r>
-        <w:rPr>
-          <w:strike/>
-        </w:rPr>
-        <w:t>Then, after making such an assumption, we delete them.</w:t>
-      </w:r>
-    </w:p>
-    <w:p>
-      <w:r>
-        <w:t>Thanks to a wonderful tactic known as “Kicking the can down the road”, we shall hold off on deleting unused larders until this website gets around a hundred thousand larders. Until then, storage is cheap, and if someone has the deep curiosity to cruise</w:t>
-      </w:r>
-      <w:r>
-        <w:t xml:space="preserve"> through old larders and recipes</w:t>
-      </w:r>
-      <w:r>
-        <w:t>, they can knock themselves out.</w:t>
-      </w:r>
-    </w:p>
-    <w:p>
-      <w:r>
-        <w:t xml:space="preserve">Unfortunately, some people might get their panties in a twist if they learnt that their previously-reliable list of food, after 4 or so years of being unused, has been entirely deleted. Sigh. </w:t>
-      </w:r>
-    </w:p>
-    <w:p/>
-    <w:p>
-      <w:pPr>
-        <w:pStyle w:val="Heading1"/>
-      </w:pPr>
-      <w:bookmarkStart w:id="18" w:name="_Toc189655588"/>
-      <w:proofErr w:type="spellStart"/>
-      <w:proofErr w:type="gramStart"/>
-      <w:r>
-        <w:t>rOle</w:t>
-      </w:r>
-      <w:proofErr w:type="spellEnd"/>
-      <w:proofErr w:type="gramEnd"/>
-      <w:r>
-        <w:t xml:space="preserve"> reversal.</w:t>
-      </w:r>
-      <w:bookmarkEnd w:id="18"/>
     </w:p>
     <w:p>
       <w:r>
@@ -5285,13 +5225,13 @@
       <w:pPr>
         <w:pStyle w:val="Heading1"/>
       </w:pPr>
-      <w:bookmarkStart w:id="19" w:name="_None_Pizza_without"/>
-      <w:bookmarkStart w:id="20" w:name="_Toc189655589"/>
+      <w:bookmarkStart w:id="18" w:name="_None_Pizza_without"/>
+      <w:bookmarkStart w:id="19" w:name="_Toc189655589"/>
+      <w:bookmarkEnd w:id="18"/>
+      <w:r>
+        <w:t>None Pizza without left beef</w:t>
+      </w:r>
       <w:bookmarkEnd w:id="19"/>
-      <w:r>
-        <w:t>None Pizza without left beef</w:t>
-      </w:r>
-      <w:bookmarkEnd w:id="20"/>
       <w:r>
         <w:t xml:space="preserve"> </w:t>
       </w:r>
@@ -5498,11 +5438,11 @@
       <w:pPr>
         <w:pStyle w:val="Heading1"/>
       </w:pPr>
-      <w:bookmarkStart w:id="21" w:name="_Toc189655590"/>
+      <w:bookmarkStart w:id="20" w:name="_Toc189655590"/>
       <w:r>
         <w:t>Changing Categories.</w:t>
       </w:r>
-      <w:bookmarkEnd w:id="21"/>
+      <w:bookmarkEnd w:id="20"/>
     </w:p>
     <w:p>
       <w:r>
@@ -5777,11 +5717,11 @@
       <w:pPr>
         <w:pStyle w:val="Heading2"/>
       </w:pPr>
-      <w:bookmarkStart w:id="22" w:name="_Toc189655591"/>
+      <w:bookmarkStart w:id="21" w:name="_Toc189655591"/>
       <w:r>
         <w:t>Simple renaming</w:t>
       </w:r>
-      <w:bookmarkEnd w:id="22"/>
+      <w:bookmarkEnd w:id="21"/>
     </w:p>
     <w:p>
       <w:r>
@@ -5951,11 +5891,13 @@
       <w:pPr>
         <w:pStyle w:val="Heading2"/>
       </w:pPr>
-      <w:bookmarkStart w:id="23" w:name="_Toc189655592"/>
+      <w:bookmarkStart w:id="22" w:name="_Toc189655592"/>
+      <w:bookmarkStart w:id="23" w:name="_GoBack"/>
+      <w:bookmarkEnd w:id="23"/>
       <w:r>
         <w:t>Category Changes</w:t>
       </w:r>
-      <w:bookmarkEnd w:id="23"/>
+      <w:bookmarkEnd w:id="22"/>
     </w:p>
     <w:p>
       <w:r>

--- a/Food My Thought.docx
+++ b/Food My Thought.docx
@@ -3331,12 +3331,12 @@
       <w:pPr>
         <w:pStyle w:val="Heading1"/>
       </w:pPr>
-      <w:bookmarkStart w:id="9" w:name="_Toc189655582"/>
-      <w:bookmarkStart w:id="10" w:name="_Toc189655581"/>
+      <w:bookmarkStart w:id="9" w:name="_Toc189655581"/>
+      <w:bookmarkStart w:id="10" w:name="_Toc189655582"/>
       <w:r>
         <w:t>I, personally, don’t like making accounts for every itty-bitty thing</w:t>
       </w:r>
-      <w:bookmarkEnd w:id="10"/>
+      <w:bookmarkEnd w:id="9"/>
       <w:r>
         <w:t xml:space="preserve"> </w:t>
       </w:r>
@@ -3636,7 +3636,7 @@
       <w:r>
         <w:t>Sharing is caring!</w:t>
       </w:r>
-      <w:bookmarkEnd w:id="9"/>
+      <w:bookmarkEnd w:id="10"/>
       <w:r>
         <w:t xml:space="preserve"> </w:t>
       </w:r>
@@ -4513,7 +4513,12 @@
           </w:tcPr>
           <w:p>
             <w:r>
-              <w:t>Leister looks at his larder a subsequent time</w:t>
+              <w:t>L</w:t>
+            </w:r>
+            <w:bookmarkStart w:id="14" w:name="_GoBack"/>
+            <w:bookmarkEnd w:id="14"/>
+            <w:r>
+              <w:t>ister looks at his larder a subsequent time</w:t>
             </w:r>
           </w:p>
         </w:tc>
@@ -4791,14 +4796,14 @@
       <w:pPr>
         <w:pStyle w:val="Heading2"/>
       </w:pPr>
-      <w:bookmarkStart w:id="14" w:name="_Toc189655585"/>
+      <w:bookmarkStart w:id="15" w:name="_Toc189655585"/>
       <w:r>
         <w:t>Please let me gander at this corpse of</w:t>
       </w:r>
       <w:r>
         <w:t xml:space="preserve"> a larder?</w:t>
       </w:r>
-      <w:bookmarkEnd w:id="14"/>
+      <w:bookmarkEnd w:id="15"/>
     </w:p>
     <w:p>
       <w:r>
@@ -4904,7 +4909,7 @@
       <w:pPr>
         <w:pStyle w:val="Heading2"/>
       </w:pPr>
-      <w:bookmarkStart w:id="15" w:name="_Toc189655586"/>
+      <w:bookmarkStart w:id="16" w:name="_Toc189655586"/>
       <w:r>
         <w:t xml:space="preserve">How should we </w:t>
       </w:r>
@@ -4914,7 +4919,7 @@
       <w:r>
         <w:t xml:space="preserve"> a larder?</w:t>
       </w:r>
-      <w:bookmarkEnd w:id="15"/>
+      <w:bookmarkEnd w:id="16"/>
     </w:p>
     <w:p>
       <w:r>
@@ -5070,11 +5075,11 @@
       <w:pPr>
         <w:pStyle w:val="Heading1"/>
       </w:pPr>
-      <w:bookmarkStart w:id="16" w:name="_Toc189655587"/>
+      <w:bookmarkStart w:id="17" w:name="_Toc189655587"/>
       <w:r>
         <w:t>Our great and glorious human civilization has better things to do with storage power</w:t>
       </w:r>
-      <w:bookmarkEnd w:id="16"/>
+      <w:bookmarkEnd w:id="17"/>
     </w:p>
     <w:p>
       <w:pPr>
@@ -5122,7 +5127,7 @@
       <w:pPr>
         <w:pStyle w:val="Heading1"/>
       </w:pPr>
-      <w:bookmarkStart w:id="17" w:name="_Toc189655588"/>
+      <w:bookmarkStart w:id="18" w:name="_Toc189655588"/>
       <w:proofErr w:type="spellStart"/>
       <w:r>
         <w:t>rOle</w:t>
@@ -5131,7 +5136,7 @@
       <w:r>
         <w:t xml:space="preserve"> reversal.</w:t>
       </w:r>
-      <w:bookmarkEnd w:id="17"/>
+      <w:bookmarkEnd w:id="18"/>
     </w:p>
     <w:p>
       <w:r>
@@ -5225,13 +5230,13 @@
       <w:pPr>
         <w:pStyle w:val="Heading1"/>
       </w:pPr>
-      <w:bookmarkStart w:id="18" w:name="_None_Pizza_without"/>
-      <w:bookmarkStart w:id="19" w:name="_Toc189655589"/>
-      <w:bookmarkEnd w:id="18"/>
+      <w:bookmarkStart w:id="19" w:name="_None_Pizza_without"/>
+      <w:bookmarkStart w:id="20" w:name="_Toc189655589"/>
+      <w:bookmarkEnd w:id="19"/>
       <w:r>
         <w:t>None Pizza without left beef</w:t>
       </w:r>
-      <w:bookmarkEnd w:id="19"/>
+      <w:bookmarkEnd w:id="20"/>
       <w:r>
         <w:t xml:space="preserve"> </w:t>
       </w:r>
@@ -5438,11 +5443,11 @@
       <w:pPr>
         <w:pStyle w:val="Heading1"/>
       </w:pPr>
-      <w:bookmarkStart w:id="20" w:name="_Toc189655590"/>
+      <w:bookmarkStart w:id="21" w:name="_Toc189655590"/>
       <w:r>
         <w:t>Changing Categories.</w:t>
       </w:r>
-      <w:bookmarkEnd w:id="20"/>
+      <w:bookmarkEnd w:id="21"/>
     </w:p>
     <w:p>
       <w:r>
@@ -5717,11 +5722,11 @@
       <w:pPr>
         <w:pStyle w:val="Heading2"/>
       </w:pPr>
-      <w:bookmarkStart w:id="21" w:name="_Toc189655591"/>
+      <w:bookmarkStart w:id="22" w:name="_Toc189655591"/>
       <w:r>
         <w:t>Simple renaming</w:t>
       </w:r>
-      <w:bookmarkEnd w:id="21"/>
+      <w:bookmarkEnd w:id="22"/>
     </w:p>
     <w:p>
       <w:r>
@@ -5891,13 +5896,11 @@
       <w:pPr>
         <w:pStyle w:val="Heading2"/>
       </w:pPr>
-      <w:bookmarkStart w:id="22" w:name="_Toc189655592"/>
-      <w:bookmarkStart w:id="23" w:name="_GoBack"/>
+      <w:bookmarkStart w:id="23" w:name="_Toc189655592"/>
+      <w:r>
+        <w:t>Category Changes</w:t>
+      </w:r>
       <w:bookmarkEnd w:id="23"/>
-      <w:r>
-        <w:t>Category Changes</w:t>
-      </w:r>
-      <w:bookmarkEnd w:id="22"/>
     </w:p>
     <w:p>
       <w:r>

--- a/Food My Thought.docx
+++ b/Food My Thought.docx
@@ -3345,11 +3345,13 @@
       <w:pPr>
         <w:rPr>
           <w:strike/>
+          <w:color w:val="538135" w:themeColor="accent6" w:themeShade="BF"/>
         </w:rPr>
       </w:pPr>
       <w:r>
         <w:rPr>
           <w:strike/>
+          <w:color w:val="538135" w:themeColor="accent6" w:themeShade="BF"/>
         </w:rPr>
         <w:t xml:space="preserve">That is, I would be hesitant to use this app if it required me to send my e-mail and type in a password every time I called on nameless </w:t>
       </w:r>
@@ -3357,6 +3359,7 @@
       <w:r>
         <w:rPr>
           <w:strike/>
+          <w:color w:val="538135" w:themeColor="accent6" w:themeShade="BF"/>
         </w:rPr>
         <w:t>trashposters</w:t>
       </w:r>
@@ -3364,6 +3367,7 @@
       <w:r>
         <w:rPr>
           <w:strike/>
+          <w:color w:val="538135" w:themeColor="accent6" w:themeShade="BF"/>
         </w:rPr>
         <w:t xml:space="preserve"> and internet trolls to tell me what exactly to do with my Quinoa.</w:t>
       </w:r>
@@ -3372,11 +3376,13 @@
       <w:pPr>
         <w:rPr>
           <w:strike/>
+          <w:color w:val="538135" w:themeColor="accent6" w:themeShade="BF"/>
         </w:rPr>
       </w:pPr>
       <w:r>
         <w:rPr>
           <w:strike/>
+          <w:color w:val="538135" w:themeColor="accent6" w:themeShade="BF"/>
         </w:rPr>
         <w:t>As such, this app would rely on cookies.</w:t>
       </w:r>
@@ -3385,11 +3391,13 @@
       <w:pPr>
         <w:rPr>
           <w:strike/>
+          <w:color w:val="538135" w:themeColor="accent6" w:themeShade="BF"/>
         </w:rPr>
       </w:pPr>
       <w:r>
         <w:rPr>
           <w:strike/>
+          <w:color w:val="538135" w:themeColor="accent6" w:themeShade="BF"/>
         </w:rPr>
         <w:t xml:space="preserve">The </w:t>
       </w:r>
@@ -3397,6 +3405,7 @@
       <w:r>
         <w:rPr>
           <w:strike/>
+          <w:color w:val="538135" w:themeColor="accent6" w:themeShade="BF"/>
         </w:rPr>
         <w:t>url</w:t>
       </w:r>
@@ -3404,6 +3413,7 @@
       <w:r>
         <w:rPr>
           <w:strike/>
+          <w:color w:val="538135" w:themeColor="accent6" w:themeShade="BF"/>
         </w:rPr>
         <w:t xml:space="preserve"> for the </w:t>
       </w:r>
@@ -3411,6 +3421,7 @@
       <w:r>
         <w:rPr>
           <w:strike/>
+          <w:color w:val="538135" w:themeColor="accent6" w:themeShade="BF"/>
         </w:rPr>
         <w:t>lister</w:t>
       </w:r>
@@ -3418,6 +3429,7 @@
       <w:r>
         <w:rPr>
           <w:strike/>
+          <w:color w:val="538135" w:themeColor="accent6" w:themeShade="BF"/>
         </w:rPr>
         <w:t xml:space="preserve"> page would be the same, </w:t>
       </w:r>
@@ -3425,6 +3437,7 @@
       <w:r>
         <w:rPr>
           <w:strike/>
+          <w:color w:val="538135" w:themeColor="accent6" w:themeShade="BF"/>
         </w:rPr>
         <w:t>irreguardless</w:t>
       </w:r>
@@ -3432,6 +3445,7 @@
       <w:r>
         <w:rPr>
           <w:strike/>
+          <w:color w:val="538135" w:themeColor="accent6" w:themeShade="BF"/>
         </w:rPr>
         <w:t xml:space="preserve"> of who is the one posting. Each </w:t>
       </w:r>
@@ -3439,6 +3453,7 @@
       <w:r>
         <w:rPr>
           <w:strike/>
+          <w:color w:val="538135" w:themeColor="accent6" w:themeShade="BF"/>
         </w:rPr>
         <w:t>lister</w:t>
       </w:r>
@@ -3446,6 +3461,7 @@
       <w:r>
         <w:rPr>
           <w:strike/>
+          <w:color w:val="538135" w:themeColor="accent6" w:themeShade="BF"/>
         </w:rPr>
         <w:t xml:space="preserve"> would get a cookie, which contains a unique code that would allow the </w:t>
       </w:r>
@@ -3453,6 +3469,7 @@
       <w:r>
         <w:rPr>
           <w:strike/>
+          <w:color w:val="538135" w:themeColor="accent6" w:themeShade="BF"/>
         </w:rPr>
         <w:t>lister</w:t>
       </w:r>
@@ -3460,6 +3477,7 @@
       <w:r>
         <w:rPr>
           <w:strike/>
+          <w:color w:val="538135" w:themeColor="accent6" w:themeShade="BF"/>
         </w:rPr>
         <w:t xml:space="preserve"> to connect with the correct larder. This means that:</w:t>
       </w:r>
@@ -3473,11 +3491,13 @@
         </w:numPr>
         <w:rPr>
           <w:strike/>
+          <w:color w:val="538135" w:themeColor="accent6" w:themeShade="BF"/>
         </w:rPr>
       </w:pPr>
       <w:r>
         <w:rPr>
           <w:strike/>
+          <w:color w:val="538135" w:themeColor="accent6" w:themeShade="BF"/>
         </w:rPr>
         <w:t>The larder is stored on the internet, in case a proposer wanted to take a look at it.</w:t>
       </w:r>
@@ -3491,11 +3511,13 @@
         </w:numPr>
         <w:rPr>
           <w:strike/>
+          <w:color w:val="538135" w:themeColor="accent6" w:themeShade="BF"/>
         </w:rPr>
       </w:pPr>
       <w:r>
         <w:rPr>
           <w:strike/>
+          <w:color w:val="538135" w:themeColor="accent6" w:themeShade="BF"/>
         </w:rPr>
         <w:t xml:space="preserve">The </w:t>
       </w:r>
@@ -3503,6 +3525,7 @@
       <w:r>
         <w:rPr>
           <w:strike/>
+          <w:color w:val="538135" w:themeColor="accent6" w:themeShade="BF"/>
         </w:rPr>
         <w:t>lister</w:t>
       </w:r>
@@ -3510,6 +3533,7 @@
       <w:r>
         <w:rPr>
           <w:strike/>
+          <w:color w:val="538135" w:themeColor="accent6" w:themeShade="BF"/>
         </w:rPr>
         <w:t xml:space="preserve"> can return to his pantry, with the full administration powers that come with being the owner of said larder.</w:t>
       </w:r>
@@ -3523,17 +3547,27 @@
         </w:numPr>
         <w:rPr>
           <w:strike/>
+          <w:color w:val="538135" w:themeColor="accent6" w:themeShade="BF"/>
         </w:rPr>
       </w:pPr>
       <w:r>
         <w:rPr>
           <w:strike/>
+          <w:color w:val="538135" w:themeColor="accent6" w:themeShade="BF"/>
         </w:rPr>
         <w:t>No one needs to make an account!</w:t>
       </w:r>
     </w:p>
     <w:p>
-      <w:r>
+      <w:pPr>
+        <w:rPr>
+          <w:color w:val="538135" w:themeColor="accent6" w:themeShade="BF"/>
+        </w:rPr>
+      </w:pPr>
+      <w:r>
+        <w:rPr>
+          <w:color w:val="538135" w:themeColor="accent6" w:themeShade="BF"/>
+        </w:rPr>
         <w:t xml:space="preserve">UPDATE: I was informed that my complicated cookie scheme ran into a couple of problems: </w:t>
       </w:r>
     </w:p>
@@ -3541,11 +3575,13 @@
       <w:pPr>
         <w:rPr>
           <w:rFonts w:asciiTheme="minorHAnsi" w:hAnsiTheme="minorHAnsi"/>
+          <w:color w:val="538135" w:themeColor="accent6" w:themeShade="BF"/>
         </w:rPr>
       </w:pPr>
       <w:r>
         <w:rPr>
           <w:rFonts w:asciiTheme="minorHAnsi" w:hAnsiTheme="minorHAnsi"/>
+          <w:color w:val="538135" w:themeColor="accent6" w:themeShade="BF"/>
           <w:lang w:val="ru-RU"/>
         </w:rPr>
         <w:t>Один</w:t>
@@ -3553,54 +3589,59 @@
       <w:r>
         <w:rPr>
           <w:rFonts w:asciiTheme="minorHAnsi" w:hAnsiTheme="minorHAnsi"/>
-        </w:rPr>
-        <w:t>:</w:t>
-      </w:r>
-      <w:r>
+          <w:color w:val="538135" w:themeColor="accent6" w:themeShade="BF"/>
+        </w:rPr>
+        <w:t>: Some folks want to be able to access the same larder on two different devices</w:t>
+      </w:r>
+    </w:p>
+    <w:p>
+      <w:pPr>
         <w:rPr>
           <w:rFonts w:asciiTheme="minorHAnsi" w:hAnsiTheme="minorHAnsi"/>
-        </w:rPr>
-        <w:t xml:space="preserve"> Some folks want to be able to access the same larder on two different devices</w:t>
-      </w:r>
-    </w:p>
-    <w:p>
-      <w:pPr>
+          <w:color w:val="538135" w:themeColor="accent6" w:themeShade="BF"/>
+        </w:rPr>
+      </w:pPr>
+      <w:r>
         <w:rPr>
           <w:rFonts w:asciiTheme="minorHAnsi" w:hAnsiTheme="minorHAnsi"/>
-        </w:rPr>
-      </w:pPr>
+          <w:strike/>
+          <w:color w:val="538135" w:themeColor="accent6" w:themeShade="BF"/>
+          <w:lang w:val="ru-RU"/>
+        </w:rPr>
+        <w:t>Два</w:t>
+      </w:r>
       <w:r>
         <w:rPr>
           <w:rFonts w:asciiTheme="minorHAnsi" w:hAnsiTheme="minorHAnsi"/>
-          <w:lang w:val="ru-RU"/>
-        </w:rPr>
-        <w:t>Два</w:t>
-      </w:r>
+          <w:strike/>
+          <w:color w:val="538135" w:themeColor="accent6" w:themeShade="BF"/>
+        </w:rPr>
+        <w:t xml:space="preserve">: I can brag about using AWS </w:t>
+      </w:r>
+      <w:proofErr w:type="spellStart"/>
       <w:r>
         <w:rPr>
           <w:rFonts w:asciiTheme="minorHAnsi" w:hAnsiTheme="minorHAnsi"/>
-        </w:rPr>
-        <w:t>:</w:t>
-      </w:r>
+          <w:strike/>
+          <w:color w:val="538135" w:themeColor="accent6" w:themeShade="BF"/>
+        </w:rPr>
+        <w:t>Cognito</w:t>
+      </w:r>
+      <w:proofErr w:type="spellEnd"/>
       <w:r>
         <w:rPr>
           <w:rFonts w:asciiTheme="minorHAnsi" w:hAnsiTheme="minorHAnsi"/>
-        </w:rPr>
-        <w:t xml:space="preserve"> I can brag about using AWS </w:t>
-      </w:r>
-      <w:proofErr w:type="spellStart"/>
+          <w:strike/>
+          <w:color w:val="538135" w:themeColor="accent6" w:themeShade="BF"/>
+        </w:rPr>
+        <w:t xml:space="preserve"> on my resume</w:t>
+      </w:r>
       <w:r>
         <w:rPr>
           <w:rFonts w:asciiTheme="minorHAnsi" w:hAnsiTheme="minorHAnsi"/>
-        </w:rPr>
-        <w:t>Cognito</w:t>
-      </w:r>
-      <w:proofErr w:type="spellEnd"/>
-      <w:r>
-        <w:rPr>
-          <w:rFonts w:asciiTheme="minorHAnsi" w:hAnsiTheme="minorHAnsi"/>
-        </w:rPr>
-        <w:t xml:space="preserve"> on my resume</w:t>
+          <w:color w:val="538135" w:themeColor="accent6" w:themeShade="BF"/>
+        </w:rPr>
+        <w:t xml:space="preserve"> (I’m using Django for Authentication)</w:t>
       </w:r>
     </w:p>
     <w:p>
@@ -3857,7 +3898,12 @@
       </w:r>
       <w:proofErr w:type="spellEnd"/>
       <w:r>
-        <w:t>” will send the user to a random larder as a proposer, while “list your larder”</w:t>
+        <w:t>” will send the user to a random larder as a proposer, while “list your larder</w:t>
+      </w:r>
+      <w:bookmarkStart w:id="11" w:name="_GoBack"/>
+      <w:bookmarkEnd w:id="11"/>
+      <w:r>
+        <w:t>”</w:t>
       </w:r>
       <w:r>
         <w:t xml:space="preserve"> sends the user to their larder as a </w:t>
@@ -4011,13 +4057,13 @@
       <w:pPr>
         <w:pStyle w:val="Heading1"/>
       </w:pPr>
-      <w:bookmarkStart w:id="11" w:name="_Our_great_and"/>
-      <w:bookmarkStart w:id="12" w:name="_Toc189655583"/>
-      <w:bookmarkEnd w:id="11"/>
+      <w:bookmarkStart w:id="12" w:name="_Our_great_and"/>
+      <w:bookmarkStart w:id="13" w:name="_Toc189655583"/>
+      <w:bookmarkEnd w:id="12"/>
       <w:r>
         <w:t>What can you make with Moldy cheese?</w:t>
       </w:r>
-      <w:bookmarkEnd w:id="12"/>
+      <w:bookmarkEnd w:id="13"/>
     </w:p>
     <w:p>
       <w:r>
@@ -4115,12 +4161,12 @@
       <w:pPr>
         <w:pStyle w:val="Heading2"/>
       </w:pPr>
-      <w:bookmarkStart w:id="13" w:name="_Toc189655584"/>
+      <w:bookmarkStart w:id="14" w:name="_Toc189655584"/>
       <w:r>
         <w:lastRenderedPageBreak/>
         <w:t>When should we delete a larder?</w:t>
       </w:r>
-      <w:bookmarkEnd w:id="13"/>
+      <w:bookmarkEnd w:id="14"/>
     </w:p>
     <w:p>
       <w:r>
@@ -4513,12 +4559,7 @@
           </w:tcPr>
           <w:p>
             <w:r>
-              <w:t>L</w:t>
-            </w:r>
-            <w:bookmarkStart w:id="14" w:name="_GoBack"/>
-            <w:bookmarkEnd w:id="14"/>
-            <w:r>
-              <w:t>ister looks at his larder a subsequent time</w:t>
+              <w:t>Lister looks at his larder a subsequent time</w:t>
             </w:r>
           </w:p>
         </w:tc>
